--- a/flow/20230914_vu_template/drafts/2025-01-g/03-ПТ-Малахії,Гордія.docx
+++ b/flow/20230914_vu_template/drafts/2025-01-g/03-ПТ-Малахії,Гордія.docx
@@ -2287,294 +2287,7 @@
           <w:rFonts w:ascii="Times New Roman" w:hAnsi="Times New Roman"/>
           <w:sz w:val="24"/>
         </w:rPr>
-        <w:t xml:space="preserve"> </w:t>
-      </w:r>
-      <w:r>
-        <w:rPr>
-          <w:rFonts w:ascii="Times New Roman" w:hAnsi="Times New Roman"/>
-          <w:sz w:val="24"/>
-        </w:rPr>
-        <w:t>Бо</w:t>
-      </w:r>
-      <w:r>
-        <w:rPr>
-          <w:rFonts w:ascii="Times New Roman" w:hAnsi="Times New Roman"/>
-          <w:sz w:val="24"/>
-        </w:rPr>
-        <w:t xml:space="preserve"> </w:t>
-      </w:r>
-      <w:r>
-        <w:rPr>
-          <w:rFonts w:ascii="Times New Roman" w:hAnsi="Times New Roman"/>
-          <w:sz w:val="24"/>
-        </w:rPr>
-        <w:t>Твоє</w:t>
-      </w:r>
-      <w:r>
-        <w:rPr>
-          <w:rFonts w:ascii="Times New Roman" w:hAnsi="Times New Roman"/>
-          <w:sz w:val="24"/>
-        </w:rPr>
-        <w:t xml:space="preserve"> </w:t>
-      </w:r>
-      <w:r>
-        <w:rPr>
-          <w:rFonts w:ascii="Times New Roman" w:hAnsi="Times New Roman"/>
-          <w:sz w:val="24"/>
-        </w:rPr>
-        <w:t>є</w:t>
-      </w:r>
-      <w:r>
-        <w:rPr>
-          <w:rFonts w:ascii="Times New Roman" w:hAnsi="Times New Roman"/>
-          <w:sz w:val="24"/>
-        </w:rPr>
-        <w:t xml:space="preserve"> </w:t>
-      </w:r>
-      <w:r>
-        <w:rPr>
-          <w:rFonts w:ascii="Times New Roman" w:hAnsi="Times New Roman"/>
-          <w:sz w:val="24"/>
-        </w:rPr>
-        <w:t>царство,</w:t>
-      </w:r>
-      <w:r>
-        <w:rPr>
-          <w:rFonts w:ascii="Times New Roman" w:hAnsi="Times New Roman"/>
-          <w:sz w:val="24"/>
-        </w:rPr>
-        <w:t xml:space="preserve"> </w:t>
-      </w:r>
-      <w:r>
-        <w:rPr>
-          <w:rFonts w:ascii="Times New Roman" w:hAnsi="Times New Roman"/>
-          <w:sz w:val="24"/>
-        </w:rPr>
-        <w:t>і</w:t>
-      </w:r>
-      <w:r>
-        <w:rPr>
-          <w:rFonts w:ascii="Times New Roman" w:hAnsi="Times New Roman"/>
-          <w:sz w:val="24"/>
-        </w:rPr>
-        <w:t xml:space="preserve"> </w:t>
-      </w:r>
-      <w:r>
-        <w:rPr>
-          <w:rFonts w:ascii="Times New Roman" w:hAnsi="Times New Roman"/>
-          <w:sz w:val="24"/>
-        </w:rPr>
-        <w:t>сила,</w:t>
-      </w:r>
-      <w:r>
-        <w:rPr>
-          <w:rFonts w:ascii="Times New Roman" w:hAnsi="Times New Roman"/>
-          <w:sz w:val="24"/>
-        </w:rPr>
-        <w:t xml:space="preserve"> </w:t>
-      </w:r>
-      <w:r>
-        <w:rPr>
-          <w:rFonts w:ascii="Times New Roman" w:hAnsi="Times New Roman"/>
-          <w:sz w:val="24"/>
-        </w:rPr>
-        <w:t>і</w:t>
-      </w:r>
-      <w:r>
-        <w:rPr>
-          <w:rFonts w:ascii="Times New Roman" w:hAnsi="Times New Roman"/>
-          <w:sz w:val="24"/>
-        </w:rPr>
-        <w:t xml:space="preserve"> </w:t>
-      </w:r>
-      <w:r>
-        <w:rPr>
-          <w:rFonts w:ascii="Times New Roman" w:hAnsi="Times New Roman"/>
-          <w:sz w:val="24"/>
-        </w:rPr>
-        <w:t>слава,</w:t>
-      </w:r>
-      <w:r>
-        <w:rPr>
-          <w:rFonts w:ascii="Times New Roman" w:hAnsi="Times New Roman"/>
-          <w:sz w:val="24"/>
-        </w:rPr>
-        <w:t xml:space="preserve"> </w:t>
-      </w:r>
-      <w:r>
-        <w:rPr>
-          <w:rFonts w:ascii="Times New Roman" w:hAnsi="Times New Roman"/>
-          <w:sz w:val="24"/>
-        </w:rPr>
-        <w:t>Отця,</w:t>
-      </w:r>
-      <w:r>
-        <w:rPr>
-          <w:rFonts w:ascii="Times New Roman" w:hAnsi="Times New Roman"/>
-          <w:sz w:val="24"/>
-        </w:rPr>
-        <w:t xml:space="preserve"> </w:t>
-      </w:r>
-      <w:r>
-        <w:rPr>
-          <w:rFonts w:ascii="Times New Roman" w:hAnsi="Times New Roman"/>
-          <w:sz w:val="24"/>
-        </w:rPr>
-        <w:t>і</w:t>
-      </w:r>
-      <w:r>
-        <w:rPr>
-          <w:rFonts w:ascii="Times New Roman" w:hAnsi="Times New Roman"/>
-          <w:sz w:val="24"/>
-        </w:rPr>
-        <w:t xml:space="preserve"> </w:t>
-      </w:r>
-      <w:r>
-        <w:rPr>
-          <w:rFonts w:ascii="Times New Roman" w:hAnsi="Times New Roman"/>
-          <w:sz w:val="24"/>
-        </w:rPr>
-        <w:t>Сина,</w:t>
-      </w:r>
-      <w:r>
-        <w:rPr>
-          <w:rFonts w:ascii="Times New Roman" w:hAnsi="Times New Roman"/>
-          <w:sz w:val="24"/>
-        </w:rPr>
-        <w:t xml:space="preserve"> </w:t>
-      </w:r>
-      <w:r>
-        <w:rPr>
-          <w:rFonts w:ascii="Times New Roman" w:hAnsi="Times New Roman"/>
-          <w:sz w:val="24"/>
-        </w:rPr>
-        <w:t>і</w:t>
-      </w:r>
-      <w:r>
-        <w:rPr>
-          <w:rFonts w:ascii="Times New Roman" w:hAnsi="Times New Roman"/>
-          <w:sz w:val="24"/>
-        </w:rPr>
-        <w:t xml:space="preserve"> </w:t>
-      </w:r>
-      <w:r>
-        <w:rPr>
-          <w:rFonts w:ascii="Times New Roman" w:hAnsi="Times New Roman"/>
-          <w:sz w:val="24"/>
-        </w:rPr>
-        <w:t>Святого</w:t>
-      </w:r>
-      <w:r>
-        <w:rPr>
-          <w:rFonts w:ascii="Times New Roman" w:hAnsi="Times New Roman"/>
-          <w:sz w:val="24"/>
-        </w:rPr>
-        <w:t xml:space="preserve"> </w:t>
-      </w:r>
-      <w:r>
-        <w:rPr>
-          <w:rFonts w:ascii="Times New Roman" w:hAnsi="Times New Roman"/>
-          <w:sz w:val="24"/>
-        </w:rPr>
-        <w:t>Духа,</w:t>
-      </w:r>
-      <w:r>
-        <w:rPr>
-          <w:rFonts w:ascii="Times New Roman" w:hAnsi="Times New Roman"/>
-          <w:sz w:val="24"/>
-        </w:rPr>
-        <w:t xml:space="preserve"> </w:t>
-      </w:r>
-      <w:r>
-        <w:rPr>
-          <w:rFonts w:ascii="Times New Roman" w:hAnsi="Times New Roman"/>
-          <w:sz w:val="24"/>
-        </w:rPr>
-        <w:t>нині,</w:t>
-      </w:r>
-      <w:r>
-        <w:rPr>
-          <w:rFonts w:ascii="Times New Roman" w:hAnsi="Times New Roman"/>
-          <w:sz w:val="24"/>
-        </w:rPr>
-        <w:t xml:space="preserve"> </w:t>
-      </w:r>
-      <w:r>
-        <w:rPr>
-          <w:rFonts w:ascii="Times New Roman" w:hAnsi="Times New Roman"/>
-          <w:sz w:val="24"/>
-        </w:rPr>
-        <w:t>і</w:t>
-      </w:r>
-      <w:r>
-        <w:rPr>
-          <w:rFonts w:ascii="Times New Roman" w:hAnsi="Times New Roman"/>
-          <w:sz w:val="24"/>
-        </w:rPr>
-        <w:t xml:space="preserve"> </w:t>
-      </w:r>
-      <w:r>
-        <w:rPr>
-          <w:rFonts w:ascii="Times New Roman" w:hAnsi="Times New Roman"/>
-          <w:sz w:val="24"/>
-        </w:rPr>
-        <w:t>повсякчас,</w:t>
-      </w:r>
-      <w:r>
-        <w:rPr>
-          <w:rFonts w:ascii="Times New Roman" w:hAnsi="Times New Roman"/>
-          <w:sz w:val="24"/>
-        </w:rPr>
-        <w:t xml:space="preserve"> </w:t>
-      </w:r>
-      <w:r>
-        <w:rPr>
-          <w:rFonts w:ascii="Times New Roman" w:hAnsi="Times New Roman"/>
-          <w:sz w:val="24"/>
-        </w:rPr>
-        <w:t>і</w:t>
-      </w:r>
-      <w:r>
-        <w:rPr>
-          <w:rFonts w:ascii="Times New Roman" w:hAnsi="Times New Roman"/>
-          <w:sz w:val="24"/>
-        </w:rPr>
-        <w:t xml:space="preserve"> </w:t>
-      </w:r>
-      <w:r>
-        <w:rPr>
-          <w:rFonts w:ascii="Times New Roman" w:hAnsi="Times New Roman"/>
-          <w:sz w:val="24"/>
-        </w:rPr>
-        <w:t>на</w:t>
-      </w:r>
-      <w:r>
-        <w:rPr>
-          <w:rFonts w:ascii="Times New Roman" w:hAnsi="Times New Roman"/>
-          <w:sz w:val="24"/>
-        </w:rPr>
-        <w:t xml:space="preserve"> </w:t>
-      </w:r>
-      <w:r>
-        <w:rPr>
-          <w:rFonts w:ascii="Times New Roman" w:hAnsi="Times New Roman"/>
-          <w:sz w:val="24"/>
-        </w:rPr>
-        <w:t>віки</w:t>
-      </w:r>
-      <w:r>
-        <w:rPr>
-          <w:rFonts w:ascii="Times New Roman" w:hAnsi="Times New Roman"/>
-          <w:sz w:val="24"/>
-        </w:rPr>
-        <w:t xml:space="preserve"> </w:t>
-      </w:r>
-      <w:r>
-        <w:rPr>
-          <w:rFonts w:ascii="Times New Roman" w:hAnsi="Times New Roman"/>
-          <w:sz w:val="24"/>
-        </w:rPr>
-        <w:t>віків.</w:t>
+        <w:t xml:space="preserve"> Бо Твоє є царство, і сила, і слава, Отця, і Сина, і Святого Духа, нині, і повсякчас, і на віки віків.</w:t>
       </w:r>
     </w:p>
     <w:p>
@@ -13585,7 +13298,7 @@
         <w:rPr>
           <w:rFonts w:ascii="Times New Roman" w:hAnsi="Times New Roman"/>
           <w:i/>
-          <w:color w:val="FF4400"/>
+          <w:color w:val="FF0000"/>
           <w:sz w:val="24"/>
         </w:rPr>
         <w:t>Священник:</w:t>
@@ -13595,294 +13308,7 @@
           <w:rFonts w:ascii="Times New Roman" w:hAnsi="Times New Roman"/>
           <w:sz w:val="24"/>
         </w:rPr>
-        <w:t xml:space="preserve"> </w:t>
-      </w:r>
-      <w:r>
-        <w:rPr>
-          <w:rFonts w:ascii="Times New Roman" w:hAnsi="Times New Roman"/>
-          <w:sz w:val="24"/>
-        </w:rPr>
-        <w:t>Бо</w:t>
-      </w:r>
-      <w:r>
-        <w:rPr>
-          <w:rFonts w:ascii="Times New Roman" w:hAnsi="Times New Roman"/>
-          <w:sz w:val="24"/>
-        </w:rPr>
-        <w:t xml:space="preserve"> </w:t>
-      </w:r>
-      <w:r>
-        <w:rPr>
-          <w:rFonts w:ascii="Times New Roman" w:hAnsi="Times New Roman"/>
-          <w:sz w:val="24"/>
-        </w:rPr>
-        <w:t>Тобі</w:t>
-      </w:r>
-      <w:r>
-        <w:rPr>
-          <w:rFonts w:ascii="Times New Roman" w:hAnsi="Times New Roman"/>
-          <w:sz w:val="24"/>
-        </w:rPr>
-        <w:t xml:space="preserve"> </w:t>
-      </w:r>
-      <w:r>
-        <w:rPr>
-          <w:rFonts w:ascii="Times New Roman" w:hAnsi="Times New Roman"/>
-          <w:sz w:val="24"/>
-        </w:rPr>
-        <w:t>належить</w:t>
-      </w:r>
-      <w:r>
-        <w:rPr>
-          <w:rFonts w:ascii="Times New Roman" w:hAnsi="Times New Roman"/>
-          <w:sz w:val="24"/>
-        </w:rPr>
-        <w:t xml:space="preserve"> </w:t>
-      </w:r>
-      <w:r>
-        <w:rPr>
-          <w:rFonts w:ascii="Times New Roman" w:hAnsi="Times New Roman"/>
-          <w:sz w:val="24"/>
-        </w:rPr>
-        <w:t>усяка</w:t>
-      </w:r>
-      <w:r>
-        <w:rPr>
-          <w:rFonts w:ascii="Times New Roman" w:hAnsi="Times New Roman"/>
-          <w:sz w:val="24"/>
-        </w:rPr>
-        <w:t xml:space="preserve"> </w:t>
-      </w:r>
-      <w:r>
-        <w:rPr>
-          <w:rFonts w:ascii="Times New Roman" w:hAnsi="Times New Roman"/>
-          <w:sz w:val="24"/>
-        </w:rPr>
-        <w:t>слава,</w:t>
-      </w:r>
-      <w:r>
-        <w:rPr>
-          <w:rFonts w:ascii="Times New Roman" w:hAnsi="Times New Roman"/>
-          <w:sz w:val="24"/>
-        </w:rPr>
-        <w:t xml:space="preserve"> </w:t>
-      </w:r>
-      <w:r>
-        <w:rPr>
-          <w:rFonts w:ascii="Times New Roman" w:hAnsi="Times New Roman"/>
-          <w:sz w:val="24"/>
-        </w:rPr>
-        <w:t>честь</w:t>
-      </w:r>
-      <w:r>
-        <w:rPr>
-          <w:rFonts w:ascii="Times New Roman" w:hAnsi="Times New Roman"/>
-          <w:sz w:val="24"/>
-        </w:rPr>
-        <w:t xml:space="preserve"> </w:t>
-      </w:r>
-      <w:r>
-        <w:rPr>
-          <w:rFonts w:ascii="Times New Roman" w:hAnsi="Times New Roman"/>
-          <w:sz w:val="24"/>
-        </w:rPr>
-        <w:t>і</w:t>
-      </w:r>
-      <w:r>
-        <w:rPr>
-          <w:rFonts w:ascii="Times New Roman" w:hAnsi="Times New Roman"/>
-          <w:sz w:val="24"/>
-        </w:rPr>
-        <w:t xml:space="preserve"> </w:t>
-      </w:r>
-      <w:r>
-        <w:rPr>
-          <w:rFonts w:ascii="Times New Roman" w:hAnsi="Times New Roman"/>
-          <w:sz w:val="24"/>
-        </w:rPr>
-        <w:t>поклоніння,</w:t>
-      </w:r>
-      <w:r>
-        <w:rPr>
-          <w:rFonts w:ascii="Times New Roman" w:hAnsi="Times New Roman"/>
-          <w:sz w:val="24"/>
-        </w:rPr>
-        <w:t xml:space="preserve"> </w:t>
-      </w:r>
-      <w:r>
-        <w:rPr>
-          <w:rFonts w:ascii="Times New Roman" w:hAnsi="Times New Roman"/>
-          <w:sz w:val="24"/>
-        </w:rPr>
-        <w:t>Отцю,</w:t>
-      </w:r>
-      <w:r>
-        <w:rPr>
-          <w:rFonts w:ascii="Times New Roman" w:hAnsi="Times New Roman"/>
-          <w:sz w:val="24"/>
-        </w:rPr>
-        <w:t xml:space="preserve"> </w:t>
-      </w:r>
-      <w:r>
-        <w:rPr>
-          <w:rFonts w:ascii="Times New Roman" w:hAnsi="Times New Roman"/>
-          <w:sz w:val="24"/>
-        </w:rPr>
-        <w:t>і</w:t>
-      </w:r>
-      <w:r>
-        <w:rPr>
-          <w:rFonts w:ascii="Times New Roman" w:hAnsi="Times New Roman"/>
-          <w:sz w:val="24"/>
-        </w:rPr>
-        <w:t xml:space="preserve"> </w:t>
-      </w:r>
-      <w:r>
-        <w:rPr>
-          <w:rFonts w:ascii="Times New Roman" w:hAnsi="Times New Roman"/>
-          <w:sz w:val="24"/>
-        </w:rPr>
-        <w:t>Сину,</w:t>
-      </w:r>
-      <w:r>
-        <w:rPr>
-          <w:rFonts w:ascii="Times New Roman" w:hAnsi="Times New Roman"/>
-          <w:sz w:val="24"/>
-        </w:rPr>
-        <w:t xml:space="preserve"> </w:t>
-      </w:r>
-      <w:r>
-        <w:rPr>
-          <w:rFonts w:ascii="Times New Roman" w:hAnsi="Times New Roman"/>
-          <w:sz w:val="24"/>
-        </w:rPr>
-        <w:t>і</w:t>
-      </w:r>
-      <w:r>
-        <w:rPr>
-          <w:rFonts w:ascii="Times New Roman" w:hAnsi="Times New Roman"/>
-          <w:sz w:val="24"/>
-        </w:rPr>
-        <w:t xml:space="preserve"> </w:t>
-      </w:r>
-      <w:r>
-        <w:rPr>
-          <w:rFonts w:ascii="Times New Roman" w:hAnsi="Times New Roman"/>
-          <w:sz w:val="24"/>
-        </w:rPr>
-        <w:t>Святому</w:t>
-      </w:r>
-      <w:r>
-        <w:rPr>
-          <w:rFonts w:ascii="Times New Roman" w:hAnsi="Times New Roman"/>
-          <w:sz w:val="24"/>
-        </w:rPr>
-        <w:t xml:space="preserve"> </w:t>
-      </w:r>
-      <w:r>
-        <w:rPr>
-          <w:rFonts w:ascii="Times New Roman" w:hAnsi="Times New Roman"/>
-          <w:sz w:val="24"/>
-        </w:rPr>
-        <w:t>Духові,</w:t>
-      </w:r>
-      <w:r>
-        <w:rPr>
-          <w:rFonts w:ascii="Times New Roman" w:hAnsi="Times New Roman"/>
-          <w:sz w:val="24"/>
-        </w:rPr>
-        <w:t xml:space="preserve"> </w:t>
-      </w:r>
-      <w:r>
-        <w:rPr>
-          <w:rFonts w:ascii="Times New Roman" w:hAnsi="Times New Roman"/>
-          <w:sz w:val="24"/>
-        </w:rPr>
-        <w:t>нині,</w:t>
-      </w:r>
-      <w:r>
-        <w:rPr>
-          <w:rFonts w:ascii="Times New Roman" w:hAnsi="Times New Roman"/>
-          <w:sz w:val="24"/>
-        </w:rPr>
-        <w:t xml:space="preserve"> </w:t>
-      </w:r>
-      <w:r>
-        <w:rPr>
-          <w:rFonts w:ascii="Times New Roman" w:hAnsi="Times New Roman"/>
-          <w:sz w:val="24"/>
-        </w:rPr>
-        <w:t>і</w:t>
-      </w:r>
-      <w:r>
-        <w:rPr>
-          <w:rFonts w:ascii="Times New Roman" w:hAnsi="Times New Roman"/>
-          <w:sz w:val="24"/>
-        </w:rPr>
-        <w:t xml:space="preserve"> </w:t>
-      </w:r>
-      <w:r>
-        <w:rPr>
-          <w:rFonts w:ascii="Times New Roman" w:hAnsi="Times New Roman"/>
-          <w:sz w:val="24"/>
-        </w:rPr>
-        <w:t>повсякчас,</w:t>
-      </w:r>
-      <w:r>
-        <w:rPr>
-          <w:rFonts w:ascii="Times New Roman" w:hAnsi="Times New Roman"/>
-          <w:sz w:val="24"/>
-        </w:rPr>
-        <w:t xml:space="preserve"> </w:t>
-      </w:r>
-      <w:r>
-        <w:rPr>
-          <w:rFonts w:ascii="Times New Roman" w:hAnsi="Times New Roman"/>
-          <w:sz w:val="24"/>
-        </w:rPr>
-        <w:t>і</w:t>
-      </w:r>
-      <w:r>
-        <w:rPr>
-          <w:rFonts w:ascii="Times New Roman" w:hAnsi="Times New Roman"/>
-          <w:sz w:val="24"/>
-        </w:rPr>
-        <w:t xml:space="preserve"> </w:t>
-      </w:r>
-      <w:r>
-        <w:rPr>
-          <w:rFonts w:ascii="Times New Roman" w:hAnsi="Times New Roman"/>
-          <w:sz w:val="24"/>
-        </w:rPr>
-        <w:t>на</w:t>
-      </w:r>
-      <w:r>
-        <w:rPr>
-          <w:rFonts w:ascii="Times New Roman" w:hAnsi="Times New Roman"/>
-          <w:sz w:val="24"/>
-        </w:rPr>
-        <w:t xml:space="preserve"> </w:t>
-      </w:r>
-      <w:r>
-        <w:rPr>
-          <w:rFonts w:ascii="Times New Roman" w:hAnsi="Times New Roman"/>
-          <w:sz w:val="24"/>
-        </w:rPr>
-        <w:t>віки</w:t>
-      </w:r>
-      <w:r>
-        <w:rPr>
-          <w:rFonts w:ascii="Times New Roman" w:hAnsi="Times New Roman"/>
-          <w:sz w:val="24"/>
-        </w:rPr>
-        <w:t xml:space="preserve"> </w:t>
-      </w:r>
-      <w:r>
-        <w:rPr>
-          <w:rFonts w:ascii="Times New Roman" w:hAnsi="Times New Roman"/>
-          <w:sz w:val="24"/>
-        </w:rPr>
-        <w:t>віків.</w:t>
+        <w:t xml:space="preserve"> Бо Тобі належить усяка слава, честь і поклоніння, Отцю, і Сину, і Святому Духові, нині, і повсякчас, і на віки віків.</w:t>
       </w:r>
     </w:p>
     <w:p>
@@ -27204,294 +26630,7 @@
           <w:rFonts w:ascii="Times New Roman" w:hAnsi="Times New Roman"/>
           <w:sz w:val="24"/>
         </w:rPr>
-        <w:t xml:space="preserve"> </w:t>
-      </w:r>
-      <w:r>
-        <w:rPr>
-          <w:rFonts w:ascii="Times New Roman" w:hAnsi="Times New Roman"/>
-          <w:sz w:val="24"/>
-        </w:rPr>
-        <w:t>Бо</w:t>
-      </w:r>
-      <w:r>
-        <w:rPr>
-          <w:rFonts w:ascii="Times New Roman" w:hAnsi="Times New Roman"/>
-          <w:sz w:val="24"/>
-        </w:rPr>
-        <w:t xml:space="preserve"> </w:t>
-      </w:r>
-      <w:r>
-        <w:rPr>
-          <w:rFonts w:ascii="Times New Roman" w:hAnsi="Times New Roman"/>
-          <w:sz w:val="24"/>
-        </w:rPr>
-        <w:t>Твоє</w:t>
-      </w:r>
-      <w:r>
-        <w:rPr>
-          <w:rFonts w:ascii="Times New Roman" w:hAnsi="Times New Roman"/>
-          <w:sz w:val="24"/>
-        </w:rPr>
-        <w:t xml:space="preserve"> </w:t>
-      </w:r>
-      <w:r>
-        <w:rPr>
-          <w:rFonts w:ascii="Times New Roman" w:hAnsi="Times New Roman"/>
-          <w:sz w:val="24"/>
-        </w:rPr>
-        <w:t>є</w:t>
-      </w:r>
-      <w:r>
-        <w:rPr>
-          <w:rFonts w:ascii="Times New Roman" w:hAnsi="Times New Roman"/>
-          <w:sz w:val="24"/>
-        </w:rPr>
-        <w:t xml:space="preserve"> </w:t>
-      </w:r>
-      <w:r>
-        <w:rPr>
-          <w:rFonts w:ascii="Times New Roman" w:hAnsi="Times New Roman"/>
-          <w:sz w:val="24"/>
-        </w:rPr>
-        <w:t>царство,</w:t>
-      </w:r>
-      <w:r>
-        <w:rPr>
-          <w:rFonts w:ascii="Times New Roman" w:hAnsi="Times New Roman"/>
-          <w:sz w:val="24"/>
-        </w:rPr>
-        <w:t xml:space="preserve"> </w:t>
-      </w:r>
-      <w:r>
-        <w:rPr>
-          <w:rFonts w:ascii="Times New Roman" w:hAnsi="Times New Roman"/>
-          <w:sz w:val="24"/>
-        </w:rPr>
-        <w:t>і</w:t>
-      </w:r>
-      <w:r>
-        <w:rPr>
-          <w:rFonts w:ascii="Times New Roman" w:hAnsi="Times New Roman"/>
-          <w:sz w:val="24"/>
-        </w:rPr>
-        <w:t xml:space="preserve"> </w:t>
-      </w:r>
-      <w:r>
-        <w:rPr>
-          <w:rFonts w:ascii="Times New Roman" w:hAnsi="Times New Roman"/>
-          <w:sz w:val="24"/>
-        </w:rPr>
-        <w:t>сила,</w:t>
-      </w:r>
-      <w:r>
-        <w:rPr>
-          <w:rFonts w:ascii="Times New Roman" w:hAnsi="Times New Roman"/>
-          <w:sz w:val="24"/>
-        </w:rPr>
-        <w:t xml:space="preserve"> </w:t>
-      </w:r>
-      <w:r>
-        <w:rPr>
-          <w:rFonts w:ascii="Times New Roman" w:hAnsi="Times New Roman"/>
-          <w:sz w:val="24"/>
-        </w:rPr>
-        <w:t>і</w:t>
-      </w:r>
-      <w:r>
-        <w:rPr>
-          <w:rFonts w:ascii="Times New Roman" w:hAnsi="Times New Roman"/>
-          <w:sz w:val="24"/>
-        </w:rPr>
-        <w:t xml:space="preserve"> </w:t>
-      </w:r>
-      <w:r>
-        <w:rPr>
-          <w:rFonts w:ascii="Times New Roman" w:hAnsi="Times New Roman"/>
-          <w:sz w:val="24"/>
-        </w:rPr>
-        <w:t>слава,</w:t>
-      </w:r>
-      <w:r>
-        <w:rPr>
-          <w:rFonts w:ascii="Times New Roman" w:hAnsi="Times New Roman"/>
-          <w:sz w:val="24"/>
-        </w:rPr>
-        <w:t xml:space="preserve"> </w:t>
-      </w:r>
-      <w:r>
-        <w:rPr>
-          <w:rFonts w:ascii="Times New Roman" w:hAnsi="Times New Roman"/>
-          <w:sz w:val="24"/>
-        </w:rPr>
-        <w:t>Отця,</w:t>
-      </w:r>
-      <w:r>
-        <w:rPr>
-          <w:rFonts w:ascii="Times New Roman" w:hAnsi="Times New Roman"/>
-          <w:sz w:val="24"/>
-        </w:rPr>
-        <w:t xml:space="preserve"> </w:t>
-      </w:r>
-      <w:r>
-        <w:rPr>
-          <w:rFonts w:ascii="Times New Roman" w:hAnsi="Times New Roman"/>
-          <w:sz w:val="24"/>
-        </w:rPr>
-        <w:t>і</w:t>
-      </w:r>
-      <w:r>
-        <w:rPr>
-          <w:rFonts w:ascii="Times New Roman" w:hAnsi="Times New Roman"/>
-          <w:sz w:val="24"/>
-        </w:rPr>
-        <w:t xml:space="preserve"> </w:t>
-      </w:r>
-      <w:r>
-        <w:rPr>
-          <w:rFonts w:ascii="Times New Roman" w:hAnsi="Times New Roman"/>
-          <w:sz w:val="24"/>
-        </w:rPr>
-        <w:t>Сина,</w:t>
-      </w:r>
-      <w:r>
-        <w:rPr>
-          <w:rFonts w:ascii="Times New Roman" w:hAnsi="Times New Roman"/>
-          <w:sz w:val="24"/>
-        </w:rPr>
-        <w:t xml:space="preserve"> </w:t>
-      </w:r>
-      <w:r>
-        <w:rPr>
-          <w:rFonts w:ascii="Times New Roman" w:hAnsi="Times New Roman"/>
-          <w:sz w:val="24"/>
-        </w:rPr>
-        <w:t>і</w:t>
-      </w:r>
-      <w:r>
-        <w:rPr>
-          <w:rFonts w:ascii="Times New Roman" w:hAnsi="Times New Roman"/>
-          <w:sz w:val="24"/>
-        </w:rPr>
-        <w:t xml:space="preserve"> </w:t>
-      </w:r>
-      <w:r>
-        <w:rPr>
-          <w:rFonts w:ascii="Times New Roman" w:hAnsi="Times New Roman"/>
-          <w:sz w:val="24"/>
-        </w:rPr>
-        <w:t>Святого</w:t>
-      </w:r>
-      <w:r>
-        <w:rPr>
-          <w:rFonts w:ascii="Times New Roman" w:hAnsi="Times New Roman"/>
-          <w:sz w:val="24"/>
-        </w:rPr>
-        <w:t xml:space="preserve"> </w:t>
-      </w:r>
-      <w:r>
-        <w:rPr>
-          <w:rFonts w:ascii="Times New Roman" w:hAnsi="Times New Roman"/>
-          <w:sz w:val="24"/>
-        </w:rPr>
-        <w:t>Духа,</w:t>
-      </w:r>
-      <w:r>
-        <w:rPr>
-          <w:rFonts w:ascii="Times New Roman" w:hAnsi="Times New Roman"/>
-          <w:sz w:val="24"/>
-        </w:rPr>
-        <w:t xml:space="preserve"> </w:t>
-      </w:r>
-      <w:r>
-        <w:rPr>
-          <w:rFonts w:ascii="Times New Roman" w:hAnsi="Times New Roman"/>
-          <w:sz w:val="24"/>
-        </w:rPr>
-        <w:t>нині,</w:t>
-      </w:r>
-      <w:r>
-        <w:rPr>
-          <w:rFonts w:ascii="Times New Roman" w:hAnsi="Times New Roman"/>
-          <w:sz w:val="24"/>
-        </w:rPr>
-        <w:t xml:space="preserve"> </w:t>
-      </w:r>
-      <w:r>
-        <w:rPr>
-          <w:rFonts w:ascii="Times New Roman" w:hAnsi="Times New Roman"/>
-          <w:sz w:val="24"/>
-        </w:rPr>
-        <w:t>і</w:t>
-      </w:r>
-      <w:r>
-        <w:rPr>
-          <w:rFonts w:ascii="Times New Roman" w:hAnsi="Times New Roman"/>
-          <w:sz w:val="24"/>
-        </w:rPr>
-        <w:t xml:space="preserve"> </w:t>
-      </w:r>
-      <w:r>
-        <w:rPr>
-          <w:rFonts w:ascii="Times New Roman" w:hAnsi="Times New Roman"/>
-          <w:sz w:val="24"/>
-        </w:rPr>
-        <w:t>повсякчас,</w:t>
-      </w:r>
-      <w:r>
-        <w:rPr>
-          <w:rFonts w:ascii="Times New Roman" w:hAnsi="Times New Roman"/>
-          <w:sz w:val="24"/>
-        </w:rPr>
-        <w:t xml:space="preserve"> </w:t>
-      </w:r>
-      <w:r>
-        <w:rPr>
-          <w:rFonts w:ascii="Times New Roman" w:hAnsi="Times New Roman"/>
-          <w:sz w:val="24"/>
-        </w:rPr>
-        <w:t>і</w:t>
-      </w:r>
-      <w:r>
-        <w:rPr>
-          <w:rFonts w:ascii="Times New Roman" w:hAnsi="Times New Roman"/>
-          <w:sz w:val="24"/>
-        </w:rPr>
-        <w:t xml:space="preserve"> </w:t>
-      </w:r>
-      <w:r>
-        <w:rPr>
-          <w:rFonts w:ascii="Times New Roman" w:hAnsi="Times New Roman"/>
-          <w:sz w:val="24"/>
-        </w:rPr>
-        <w:t>на</w:t>
-      </w:r>
-      <w:r>
-        <w:rPr>
-          <w:rFonts w:ascii="Times New Roman" w:hAnsi="Times New Roman"/>
-          <w:sz w:val="24"/>
-        </w:rPr>
-        <w:t xml:space="preserve"> </w:t>
-      </w:r>
-      <w:r>
-        <w:rPr>
-          <w:rFonts w:ascii="Times New Roman" w:hAnsi="Times New Roman"/>
-          <w:sz w:val="24"/>
-        </w:rPr>
-        <w:t>віки</w:t>
-      </w:r>
-      <w:r>
-        <w:rPr>
-          <w:rFonts w:ascii="Times New Roman" w:hAnsi="Times New Roman"/>
-          <w:sz w:val="24"/>
-        </w:rPr>
-        <w:t xml:space="preserve"> </w:t>
-      </w:r>
-      <w:r>
-        <w:rPr>
-          <w:rFonts w:ascii="Times New Roman" w:hAnsi="Times New Roman"/>
-          <w:sz w:val="24"/>
-        </w:rPr>
-        <w:t>віків.</w:t>
+        <w:t xml:space="preserve"> Бо Твоє є царство, і сила, і слава, Отця, і Сина, і Святого Духа, нині, і повсякчас, і на віки віків.</w:t>
       </w:r>
     </w:p>
     <w:p>
@@ -29551,7 +28690,7 @@
         <w:rPr>
           <w:rFonts w:ascii="Times New Roman" w:hAnsi="Times New Roman"/>
           <w:i/>
-          <w:color w:val="FF4400"/>
+          <w:color w:val="FF0000"/>
           <w:sz w:val="24"/>
         </w:rPr>
         <w:t>Священник:</w:t>
@@ -29559,326 +28698,9 @@
       <w:r>
         <w:rPr>
           <w:rFonts w:ascii="Times New Roman" w:hAnsi="Times New Roman"/>
-          <w:i/>
-          <w:color w:val="FF4400"/>
-          <w:sz w:val="24"/>
-        </w:rPr>
-        <w:t xml:space="preserve"> </w:t>
-      </w:r>
-      <w:r>
-        <w:rPr>
-          <w:rFonts w:ascii="Times New Roman" w:hAnsi="Times New Roman"/>
-          <w:sz w:val="24"/>
-        </w:rPr>
-        <w:t>Бо</w:t>
-      </w:r>
-      <w:r>
-        <w:rPr>
-          <w:rFonts w:ascii="Times New Roman" w:hAnsi="Times New Roman"/>
-          <w:sz w:val="24"/>
-        </w:rPr>
-        <w:t xml:space="preserve"> </w:t>
-      </w:r>
-      <w:r>
-        <w:rPr>
-          <w:rFonts w:ascii="Times New Roman" w:hAnsi="Times New Roman"/>
-          <w:sz w:val="24"/>
-        </w:rPr>
-        <w:t>милостивий</w:t>
-      </w:r>
-      <w:r>
-        <w:rPr>
-          <w:rFonts w:ascii="Times New Roman" w:hAnsi="Times New Roman"/>
-          <w:sz w:val="24"/>
-        </w:rPr>
-        <w:t xml:space="preserve"> </w:t>
-      </w:r>
-      <w:r>
-        <w:rPr>
-          <w:rFonts w:ascii="Times New Roman" w:hAnsi="Times New Roman"/>
-          <w:sz w:val="24"/>
-        </w:rPr>
-        <w:t>і</w:t>
-      </w:r>
-      <w:r>
-        <w:rPr>
-          <w:rFonts w:ascii="Times New Roman" w:hAnsi="Times New Roman"/>
-          <w:sz w:val="24"/>
-        </w:rPr>
-        <w:t xml:space="preserve"> </w:t>
-      </w:r>
-      <w:r>
-        <w:rPr>
-          <w:rFonts w:ascii="Times New Roman" w:hAnsi="Times New Roman"/>
-          <w:sz w:val="24"/>
-        </w:rPr>
-        <w:t>людинолюбний</w:t>
-      </w:r>
-      <w:r>
-        <w:rPr>
-          <w:rFonts w:ascii="Times New Roman" w:hAnsi="Times New Roman"/>
-          <w:sz w:val="24"/>
-        </w:rPr>
-        <w:t xml:space="preserve"> </w:t>
-      </w:r>
-      <w:r>
-        <w:rPr>
-          <w:rFonts w:ascii="Times New Roman" w:hAnsi="Times New Roman"/>
-          <w:sz w:val="24"/>
-        </w:rPr>
-        <w:t>Бог</w:t>
-      </w:r>
-      <w:r>
-        <w:rPr>
-          <w:rFonts w:ascii="Times New Roman" w:hAnsi="Times New Roman"/>
-          <w:sz w:val="24"/>
-        </w:rPr>
-        <w:t xml:space="preserve"> </w:t>
-      </w:r>
-      <w:r>
-        <w:rPr>
-          <w:rFonts w:ascii="Times New Roman" w:hAnsi="Times New Roman"/>
-          <w:sz w:val="24"/>
-        </w:rPr>
-        <w:t>єси,</w:t>
-      </w:r>
-      <w:r>
-        <w:rPr>
-          <w:rFonts w:ascii="Times New Roman" w:hAnsi="Times New Roman"/>
-          <w:sz w:val="24"/>
-        </w:rPr>
-        <w:t xml:space="preserve"> </w:t>
-      </w:r>
-      <w:r>
-        <w:rPr>
-          <w:rFonts w:ascii="Times New Roman" w:hAnsi="Times New Roman"/>
-          <w:sz w:val="24"/>
-        </w:rPr>
-        <w:t>і</w:t>
-      </w:r>
-      <w:r>
-        <w:rPr>
-          <w:rFonts w:ascii="Times New Roman" w:hAnsi="Times New Roman"/>
-          <w:sz w:val="24"/>
-        </w:rPr>
-        <w:t xml:space="preserve"> </w:t>
-      </w:r>
-      <w:r>
-        <w:rPr>
-          <w:rFonts w:ascii="Times New Roman" w:hAnsi="Times New Roman"/>
-          <w:sz w:val="24"/>
-        </w:rPr>
-        <w:t>Тобі</w:t>
-      </w:r>
-      <w:r>
-        <w:rPr>
-          <w:rFonts w:ascii="Times New Roman" w:hAnsi="Times New Roman"/>
-          <w:sz w:val="24"/>
-        </w:rPr>
-        <w:t xml:space="preserve"> </w:t>
-      </w:r>
-      <w:r>
-        <w:rPr>
-          <w:rFonts w:ascii="Times New Roman" w:hAnsi="Times New Roman"/>
-          <w:sz w:val="24"/>
-        </w:rPr>
-        <w:t>славу</w:t>
-      </w:r>
-      <w:r>
-        <w:rPr>
-          <w:rFonts w:ascii="Times New Roman" w:hAnsi="Times New Roman"/>
-          <w:sz w:val="24"/>
-        </w:rPr>
-        <w:t xml:space="preserve"> </w:t>
-      </w:r>
-      <w:r>
-        <w:rPr>
-          <w:rFonts w:ascii="Times New Roman" w:hAnsi="Times New Roman"/>
-          <w:sz w:val="24"/>
-        </w:rPr>
-        <w:t>возсилаємо,</w:t>
-      </w:r>
-      <w:r>
-        <w:rPr>
-          <w:rFonts w:ascii="Times New Roman" w:hAnsi="Times New Roman"/>
-          <w:sz w:val="24"/>
-        </w:rPr>
-        <w:t xml:space="preserve"> </w:t>
-      </w:r>
-      <w:r>
-        <w:rPr>
-          <w:rFonts w:ascii="Times New Roman" w:hAnsi="Times New Roman"/>
-          <w:sz w:val="24"/>
-        </w:rPr>
-        <w:t>Отцю,</w:t>
-      </w:r>
-      <w:r>
-        <w:rPr>
-          <w:rFonts w:ascii="Times New Roman" w:hAnsi="Times New Roman"/>
-          <w:sz w:val="24"/>
-        </w:rPr>
-        <w:t xml:space="preserve"> </w:t>
-      </w:r>
-      <w:r>
-        <w:rPr>
-          <w:rFonts w:ascii="Times New Roman" w:hAnsi="Times New Roman"/>
-          <w:sz w:val="24"/>
-        </w:rPr>
-        <w:t>і</w:t>
-      </w:r>
-      <w:r>
-        <w:rPr>
-          <w:rFonts w:ascii="Times New Roman" w:hAnsi="Times New Roman"/>
-          <w:sz w:val="24"/>
-        </w:rPr>
-        <w:t xml:space="preserve"> </w:t>
-      </w:r>
-      <w:r>
-        <w:rPr>
-          <w:rFonts w:ascii="Times New Roman" w:hAnsi="Times New Roman"/>
-          <w:sz w:val="24"/>
-        </w:rPr>
-        <w:t>Сину,</w:t>
-      </w:r>
-      <w:r>
-        <w:rPr>
-          <w:rFonts w:ascii="Times New Roman" w:hAnsi="Times New Roman"/>
-          <w:sz w:val="24"/>
-        </w:rPr>
-        <w:t xml:space="preserve"> </w:t>
-      </w:r>
-      <w:r>
-        <w:rPr>
-          <w:rFonts w:ascii="Times New Roman" w:hAnsi="Times New Roman"/>
-          <w:sz w:val="24"/>
-        </w:rPr>
-        <w:t>і</w:t>
-      </w:r>
-      <w:r>
-        <w:rPr>
-          <w:rFonts w:ascii="Times New Roman" w:hAnsi="Times New Roman"/>
-          <w:sz w:val="24"/>
-        </w:rPr>
-        <w:t xml:space="preserve"> </w:t>
-      </w:r>
-      <w:r>
-        <w:rPr>
-          <w:rFonts w:ascii="Times New Roman" w:hAnsi="Times New Roman"/>
-          <w:sz w:val="24"/>
-        </w:rPr>
-        <w:t>Святому</w:t>
-      </w:r>
-      <w:r>
-        <w:rPr>
-          <w:rFonts w:ascii="Times New Roman" w:hAnsi="Times New Roman"/>
-          <w:sz w:val="24"/>
-        </w:rPr>
-        <w:t xml:space="preserve"> </w:t>
-      </w:r>
-      <w:r>
-        <w:rPr>
-          <w:rFonts w:ascii="Times New Roman" w:hAnsi="Times New Roman"/>
-          <w:sz w:val="24"/>
-        </w:rPr>
-        <w:t>Духові,</w:t>
-      </w:r>
-      <w:r>
-        <w:rPr>
-          <w:rFonts w:ascii="Times New Roman" w:hAnsi="Times New Roman"/>
-          <w:sz w:val="24"/>
-        </w:rPr>
-        <w:t xml:space="preserve"> </w:t>
-      </w:r>
-      <w:r>
-        <w:rPr>
-          <w:rFonts w:ascii="Times New Roman" w:hAnsi="Times New Roman"/>
-          <w:sz w:val="24"/>
-        </w:rPr>
-        <w:t>нині,</w:t>
-      </w:r>
-      <w:r>
-        <w:rPr>
-          <w:rFonts w:ascii="Times New Roman" w:hAnsi="Times New Roman"/>
-          <w:sz w:val="24"/>
-        </w:rPr>
-        <w:t xml:space="preserve"> </w:t>
-      </w:r>
-      <w:r>
-        <w:rPr>
-          <w:rFonts w:ascii="Times New Roman" w:hAnsi="Times New Roman"/>
-          <w:sz w:val="24"/>
-        </w:rPr>
-        <w:t>і</w:t>
-      </w:r>
-      <w:r>
-        <w:rPr>
-          <w:rFonts w:ascii="Times New Roman" w:hAnsi="Times New Roman"/>
-          <w:sz w:val="24"/>
-        </w:rPr>
-        <w:t xml:space="preserve"> </w:t>
-      </w:r>
-      <w:r>
-        <w:rPr>
-          <w:rFonts w:ascii="Times New Roman" w:hAnsi="Times New Roman"/>
-          <w:sz w:val="24"/>
-        </w:rPr>
-        <w:t>повсякчас,</w:t>
-      </w:r>
-      <w:r>
-        <w:rPr>
-          <w:rFonts w:ascii="Times New Roman" w:hAnsi="Times New Roman"/>
-          <w:sz w:val="24"/>
-        </w:rPr>
-        <w:t xml:space="preserve"> </w:t>
-      </w:r>
-      <w:r>
-        <w:rPr>
-          <w:rFonts w:ascii="Times New Roman" w:hAnsi="Times New Roman"/>
-          <w:sz w:val="24"/>
-        </w:rPr>
-        <w:t>і</w:t>
-      </w:r>
-      <w:r>
-        <w:rPr>
-          <w:rFonts w:ascii="Times New Roman" w:hAnsi="Times New Roman"/>
-          <w:sz w:val="24"/>
-        </w:rPr>
-        <w:t xml:space="preserve"> </w:t>
-      </w:r>
-      <w:r>
-        <w:rPr>
-          <w:rFonts w:ascii="Times New Roman" w:hAnsi="Times New Roman"/>
-          <w:sz w:val="24"/>
-        </w:rPr>
-        <w:t>на</w:t>
-      </w:r>
-      <w:r>
-        <w:rPr>
-          <w:rFonts w:ascii="Times New Roman" w:hAnsi="Times New Roman"/>
-          <w:sz w:val="24"/>
-        </w:rPr>
-        <w:t xml:space="preserve"> </w:t>
-      </w:r>
-      <w:r>
-        <w:rPr>
-          <w:rFonts w:ascii="Times New Roman" w:hAnsi="Times New Roman"/>
-          <w:sz w:val="24"/>
-        </w:rPr>
-        <w:t>віки</w:t>
-      </w:r>
-      <w:r>
-        <w:rPr>
-          <w:rFonts w:ascii="Times New Roman" w:hAnsi="Times New Roman"/>
-          <w:sz w:val="24"/>
-        </w:rPr>
-        <w:t xml:space="preserve"> </w:t>
-      </w:r>
-      <w:r>
-        <w:rPr>
-          <w:rFonts w:ascii="Times New Roman" w:hAnsi="Times New Roman"/>
-          <w:sz w:val="24"/>
-        </w:rPr>
-        <w:t>віків.</w:t>
+          <w:sz w:val="24"/>
+        </w:rPr>
+        <w:t xml:space="preserve"> Бо милостивий і людинолюбний Бог єси, і Тобі славу возсилаємо, Отцю, і Сину, і Святому Духові, нині, і повсякчас, і на віки віків.</w:t>
       </w:r>
     </w:p>
     <w:p>
@@ -29999,8 +28821,20 @@
           <w:color w:val="FF0000"/>
           <w:sz w:val="24"/>
         </w:rPr>
-        <w:t>Священ</w:t>
-      </w:r>
+        <w:t>Священник:</w:t>
+      </w:r>
+      <w:r>
+        <w:rPr>
+          <w:rFonts w:ascii="Times New Roman" w:hAnsi="Times New Roman"/>
+          <w:sz w:val="24"/>
+        </w:rPr>
+        <w:t xml:space="preserve"> Сла́ва Тобі́, Хри́сте Бо́же, упова́ння на́ше, сла́ва Тобі́!</w:t>
+      </w:r>
+    </w:p>
+    <w:p>
+      <w:pPr>
+        <w:spacing w:after="120"/>
+      </w:pPr>
       <w:r>
         <w:rPr>
           <w:rFonts w:ascii="Times New Roman" w:hAnsi="Times New Roman"/>
@@ -30008,7 +28842,22 @@
           <w:color w:val="FF0000"/>
           <w:sz w:val="24"/>
         </w:rPr>
-        <w:t>н</w:t>
+        <w:t>Вірні:</w:t>
+      </w:r>
+      <w:r>
+        <w:rPr>
+          <w:rFonts w:ascii="Times New Roman" w:hAnsi="Times New Roman"/>
+          <w:color w:val="FF0000"/>
+          <w:sz w:val="24"/>
+        </w:rPr>
+        <w:t xml:space="preserve"> </w:t>
+      </w:r>
+      <w:r>
+        <w:rPr>
+          <w:rFonts w:ascii="Times New Roman" w:hAnsi="Times New Roman"/>
+          <w:sz w:val="24"/>
+        </w:rPr>
+        <w:t xml:space="preserve">Сла́ва Отцю́, і Си́ну, і Свято́му Ду́хові, і ни́ні, і повсякча́с, і на ві́ки вікі́в. Амі́нь. Го́споди, поми́луй. </w:t>
       </w:r>
       <w:r>
         <w:rPr>
@@ -30017,22 +28866,14 @@
           <w:color w:val="FF0000"/>
           <w:sz w:val="24"/>
         </w:rPr>
-        <w:t>ик:</w:t>
-      </w:r>
-      <w:r>
-        <w:rPr>
-          <w:rFonts w:ascii="Times New Roman" w:hAnsi="Times New Roman"/>
-          <w:color w:val="FF0000"/>
-          <w:sz w:val="24"/>
-        </w:rPr>
-        <w:t xml:space="preserve"> </w:t>
-      </w:r>
-      <w:r>
-        <w:rPr>
-          <w:rFonts w:ascii="Times New Roman" w:hAnsi="Times New Roman"/>
-          <w:sz w:val="24"/>
-        </w:rPr>
-        <w:t>Сла́ва Тобі́, Хри́сте Бо́же, упова́ння на́ше, сла́ва Тобі́!</w:t>
+        <w:t>(3 р.)</w:t>
+      </w:r>
+      <w:r>
+        <w:rPr>
+          <w:rFonts w:ascii="Times New Roman" w:hAnsi="Times New Roman"/>
+          <w:sz w:val="24"/>
+        </w:rPr>
+        <w:t xml:space="preserve"> Благослови́.</w:t>
       </w:r>
     </w:p>
     <w:p>
@@ -30046,22 +28887,14 @@
           <w:color w:val="FF0000"/>
           <w:sz w:val="24"/>
         </w:rPr>
-        <w:t>Вірні:</w:t>
-      </w:r>
-      <w:r>
-        <w:rPr>
-          <w:rFonts w:ascii="Times New Roman" w:hAnsi="Times New Roman"/>
-          <w:color w:val="FF0000"/>
-          <w:sz w:val="24"/>
-        </w:rPr>
-        <w:t xml:space="preserve"> </w:t>
-      </w:r>
-      <w:r>
-        <w:rPr>
-          <w:rFonts w:ascii="Times New Roman" w:hAnsi="Times New Roman"/>
-          <w:sz w:val="24"/>
-        </w:rPr>
-        <w:t xml:space="preserve">Сла́ва Отцю́, і Си́ну, і Свято́му Ду́хові, і ни́ні, і повсякча́с, і на ві́ки вікі́в. Амі́нь. Го́споди, поми́луй. </w:t>
+        <w:t>Священник:</w:t>
+      </w:r>
+      <w:r>
+        <w:rPr>
+          <w:rFonts w:ascii="Times New Roman" w:hAnsi="Times New Roman"/>
+          <w:sz w:val="24"/>
+        </w:rPr>
+        <w:t xml:space="preserve"> Христос, істинний Бог наш - молитвами пречистої Своєї Матері, силою чесного і животворчого хреста, заступництвом святих славних і всехвальних апостолів, і святого, </w:t>
       </w:r>
       <w:r>
         <w:rPr>
@@ -30070,95 +28903,14 @@
           <w:color w:val="FF0000"/>
           <w:sz w:val="24"/>
         </w:rPr>
-        <w:t>(3 р.)</w:t>
-      </w:r>
-      <w:r>
-        <w:rPr>
-          <w:rFonts w:ascii="Times New Roman" w:hAnsi="Times New Roman"/>
-          <w:sz w:val="24"/>
-        </w:rPr>
-        <w:t xml:space="preserve"> Благослови́.</w:t>
-      </w:r>
-    </w:p>
-    <w:p>
-      <w:pPr>
-        <w:spacing w:after="120"/>
-        <w:jc w:val="both"/>
-        <w:rPr>
-          <w:rFonts w:ascii="Times New Roman" w:eastAsia="Times New Roman" w:hAnsi="Times New Roman" w:cs="Times New Roman"/>
-          <w:sz w:val="24"/>
-          <w:szCs w:val="24"/>
-        </w:rPr>
-      </w:pPr>
-      <w:r>
-        <w:rPr>
-          <w:rFonts w:ascii="Times New Roman" w:eastAsia="Times New Roman" w:hAnsi="Times New Roman" w:cs="Times New Roman"/>
-          <w:i/>
-          <w:color w:val="FF0000"/>
-          <w:sz w:val="24"/>
-          <w:szCs w:val="24"/>
-        </w:rPr>
-        <w:t>Священик:</w:t>
-      </w:r>
-      <w:r>
-        <w:rPr>
-          <w:rFonts w:ascii="Times New Roman" w:eastAsia="Times New Roman" w:hAnsi="Times New Roman" w:cs="Times New Roman"/>
-          <w:color w:val="FF0000"/>
-          <w:sz w:val="24"/>
-          <w:szCs w:val="24"/>
-        </w:rPr>
-        <w:t xml:space="preserve"> </w:t>
-      </w:r>
-      <w:r>
-        <w:rPr>
-          <w:rFonts w:ascii="Times New Roman" w:eastAsia="Times New Roman" w:hAnsi="Times New Roman" w:cs="Times New Roman"/>
-          <w:sz w:val="24"/>
-          <w:szCs w:val="24"/>
-        </w:rPr>
-        <w:t>Христос, істинний Бог наш, молитвами пречистої своєї Матері, славних і всехвальних апостолів, і святого (</w:t>
-      </w:r>
-      <w:r>
-        <w:rPr>
-          <w:rFonts w:ascii="Times New Roman" w:eastAsia="Times New Roman" w:hAnsi="Times New Roman" w:cs="Times New Roman"/>
-          <w:i/>
-          <w:color w:val="FF0000"/>
-          <w:sz w:val="24"/>
-          <w:szCs w:val="24"/>
-        </w:rPr>
-        <w:t>ім'я, якого є храм</w:t>
-      </w:r>
-      <w:r>
-        <w:rPr>
-          <w:rFonts w:ascii="Times New Roman" w:eastAsia="Times New Roman" w:hAnsi="Times New Roman" w:cs="Times New Roman"/>
-          <w:sz w:val="24"/>
-          <w:szCs w:val="24"/>
-        </w:rPr>
-        <w:t>), і чесного пророка</w:t>
-      </w:r>
-      <w:r>
-        <w:rPr>
-          <w:rFonts w:ascii="Times New Roman" w:eastAsia="Times New Roman" w:hAnsi="Times New Roman" w:cs="Times New Roman"/>
-          <w:color w:val="000000"/>
-          <w:sz w:val="24"/>
-          <w:szCs w:val="24"/>
-        </w:rPr>
-        <w:t xml:space="preserve"> Малахії, і святого мученика Гордія</w:t>
-      </w:r>
-      <w:r>
-        <w:rPr>
-          <w:rFonts w:ascii="Times New Roman" w:eastAsia="Times New Roman" w:hAnsi="Times New Roman" w:cs="Times New Roman"/>
-          <w:sz w:val="24"/>
-          <w:szCs w:val="24"/>
-        </w:rPr>
-        <w:t xml:space="preserve">, і всіх </w:t>
-      </w:r>
-      <w:r>
-        <w:rPr>
-          <w:rFonts w:ascii="Times New Roman" w:eastAsia="Times New Roman" w:hAnsi="Times New Roman" w:cs="Times New Roman"/>
-          <w:sz w:val="24"/>
-          <w:szCs w:val="24"/>
-        </w:rPr>
-        <w:t>святих, помилує і спасе нас, як благий і людинолюбний.</w:t>
+        <w:t>якого є храм</w:t>
+      </w:r>
+      <w:r>
+        <w:rPr>
+          <w:rFonts w:ascii="Times New Roman" w:hAnsi="Times New Roman"/>
+          <w:sz w:val="24"/>
+        </w:rPr>
+        <w:t>, і святого пророка Малахії, святого мученика Гордія, і всіх святих - помилує і спасе нас як благий і людинолюбний.</w:t>
       </w:r>
     </w:p>
     <w:p>
@@ -37126,7 +35878,7 @@
         <w:rPr>
           <w:rFonts w:ascii="Times New Roman" w:hAnsi="Times New Roman"/>
           <w:i/>
-          <w:color w:val="FF4400"/>
+          <w:color w:val="FF0000"/>
           <w:sz w:val="24"/>
         </w:rPr>
         <w:t>Священник:</w:t>
@@ -37136,294 +35888,7 @@
           <w:rFonts w:ascii="Times New Roman" w:hAnsi="Times New Roman"/>
           <w:sz w:val="24"/>
         </w:rPr>
-        <w:t xml:space="preserve"> </w:t>
-      </w:r>
-      <w:r>
-        <w:rPr>
-          <w:rFonts w:ascii="Times New Roman" w:hAnsi="Times New Roman"/>
-          <w:sz w:val="24"/>
-        </w:rPr>
-        <w:t>Бо</w:t>
-      </w:r>
-      <w:r>
-        <w:rPr>
-          <w:rFonts w:ascii="Times New Roman" w:hAnsi="Times New Roman"/>
-          <w:sz w:val="24"/>
-        </w:rPr>
-        <w:t xml:space="preserve"> </w:t>
-      </w:r>
-      <w:r>
-        <w:rPr>
-          <w:rFonts w:ascii="Times New Roman" w:hAnsi="Times New Roman"/>
-          <w:sz w:val="24"/>
-        </w:rPr>
-        <w:t>Тобі</w:t>
-      </w:r>
-      <w:r>
-        <w:rPr>
-          <w:rFonts w:ascii="Times New Roman" w:hAnsi="Times New Roman"/>
-          <w:sz w:val="24"/>
-        </w:rPr>
-        <w:t xml:space="preserve"> </w:t>
-      </w:r>
-      <w:r>
-        <w:rPr>
-          <w:rFonts w:ascii="Times New Roman" w:hAnsi="Times New Roman"/>
-          <w:sz w:val="24"/>
-        </w:rPr>
-        <w:t>належить</w:t>
-      </w:r>
-      <w:r>
-        <w:rPr>
-          <w:rFonts w:ascii="Times New Roman" w:hAnsi="Times New Roman"/>
-          <w:sz w:val="24"/>
-        </w:rPr>
-        <w:t xml:space="preserve"> </w:t>
-      </w:r>
-      <w:r>
-        <w:rPr>
-          <w:rFonts w:ascii="Times New Roman" w:hAnsi="Times New Roman"/>
-          <w:sz w:val="24"/>
-        </w:rPr>
-        <w:t>усяка</w:t>
-      </w:r>
-      <w:r>
-        <w:rPr>
-          <w:rFonts w:ascii="Times New Roman" w:hAnsi="Times New Roman"/>
-          <w:sz w:val="24"/>
-        </w:rPr>
-        <w:t xml:space="preserve"> </w:t>
-      </w:r>
-      <w:r>
-        <w:rPr>
-          <w:rFonts w:ascii="Times New Roman" w:hAnsi="Times New Roman"/>
-          <w:sz w:val="24"/>
-        </w:rPr>
-        <w:t>слава,</w:t>
-      </w:r>
-      <w:r>
-        <w:rPr>
-          <w:rFonts w:ascii="Times New Roman" w:hAnsi="Times New Roman"/>
-          <w:sz w:val="24"/>
-        </w:rPr>
-        <w:t xml:space="preserve"> </w:t>
-      </w:r>
-      <w:r>
-        <w:rPr>
-          <w:rFonts w:ascii="Times New Roman" w:hAnsi="Times New Roman"/>
-          <w:sz w:val="24"/>
-        </w:rPr>
-        <w:t>честь</w:t>
-      </w:r>
-      <w:r>
-        <w:rPr>
-          <w:rFonts w:ascii="Times New Roman" w:hAnsi="Times New Roman"/>
-          <w:sz w:val="24"/>
-        </w:rPr>
-        <w:t xml:space="preserve"> </w:t>
-      </w:r>
-      <w:r>
-        <w:rPr>
-          <w:rFonts w:ascii="Times New Roman" w:hAnsi="Times New Roman"/>
-          <w:sz w:val="24"/>
-        </w:rPr>
-        <w:t>і</w:t>
-      </w:r>
-      <w:r>
-        <w:rPr>
-          <w:rFonts w:ascii="Times New Roman" w:hAnsi="Times New Roman"/>
-          <w:sz w:val="24"/>
-        </w:rPr>
-        <w:t xml:space="preserve"> </w:t>
-      </w:r>
-      <w:r>
-        <w:rPr>
-          <w:rFonts w:ascii="Times New Roman" w:hAnsi="Times New Roman"/>
-          <w:sz w:val="24"/>
-        </w:rPr>
-        <w:t>поклоніння,</w:t>
-      </w:r>
-      <w:r>
-        <w:rPr>
-          <w:rFonts w:ascii="Times New Roman" w:hAnsi="Times New Roman"/>
-          <w:sz w:val="24"/>
-        </w:rPr>
-        <w:t xml:space="preserve"> </w:t>
-      </w:r>
-      <w:r>
-        <w:rPr>
-          <w:rFonts w:ascii="Times New Roman" w:hAnsi="Times New Roman"/>
-          <w:sz w:val="24"/>
-        </w:rPr>
-        <w:t>Отцю,</w:t>
-      </w:r>
-      <w:r>
-        <w:rPr>
-          <w:rFonts w:ascii="Times New Roman" w:hAnsi="Times New Roman"/>
-          <w:sz w:val="24"/>
-        </w:rPr>
-        <w:t xml:space="preserve"> </w:t>
-      </w:r>
-      <w:r>
-        <w:rPr>
-          <w:rFonts w:ascii="Times New Roman" w:hAnsi="Times New Roman"/>
-          <w:sz w:val="24"/>
-        </w:rPr>
-        <w:t>і</w:t>
-      </w:r>
-      <w:r>
-        <w:rPr>
-          <w:rFonts w:ascii="Times New Roman" w:hAnsi="Times New Roman"/>
-          <w:sz w:val="24"/>
-        </w:rPr>
-        <w:t xml:space="preserve"> </w:t>
-      </w:r>
-      <w:r>
-        <w:rPr>
-          <w:rFonts w:ascii="Times New Roman" w:hAnsi="Times New Roman"/>
-          <w:sz w:val="24"/>
-        </w:rPr>
-        <w:t>Сину,</w:t>
-      </w:r>
-      <w:r>
-        <w:rPr>
-          <w:rFonts w:ascii="Times New Roman" w:hAnsi="Times New Roman"/>
-          <w:sz w:val="24"/>
-        </w:rPr>
-        <w:t xml:space="preserve"> </w:t>
-      </w:r>
-      <w:r>
-        <w:rPr>
-          <w:rFonts w:ascii="Times New Roman" w:hAnsi="Times New Roman"/>
-          <w:sz w:val="24"/>
-        </w:rPr>
-        <w:t>і</w:t>
-      </w:r>
-      <w:r>
-        <w:rPr>
-          <w:rFonts w:ascii="Times New Roman" w:hAnsi="Times New Roman"/>
-          <w:sz w:val="24"/>
-        </w:rPr>
-        <w:t xml:space="preserve"> </w:t>
-      </w:r>
-      <w:r>
-        <w:rPr>
-          <w:rFonts w:ascii="Times New Roman" w:hAnsi="Times New Roman"/>
-          <w:sz w:val="24"/>
-        </w:rPr>
-        <w:t>Святому</w:t>
-      </w:r>
-      <w:r>
-        <w:rPr>
-          <w:rFonts w:ascii="Times New Roman" w:hAnsi="Times New Roman"/>
-          <w:sz w:val="24"/>
-        </w:rPr>
-        <w:t xml:space="preserve"> </w:t>
-      </w:r>
-      <w:r>
-        <w:rPr>
-          <w:rFonts w:ascii="Times New Roman" w:hAnsi="Times New Roman"/>
-          <w:sz w:val="24"/>
-        </w:rPr>
-        <w:t>Духові,</w:t>
-      </w:r>
-      <w:r>
-        <w:rPr>
-          <w:rFonts w:ascii="Times New Roman" w:hAnsi="Times New Roman"/>
-          <w:sz w:val="24"/>
-        </w:rPr>
-        <w:t xml:space="preserve"> </w:t>
-      </w:r>
-      <w:r>
-        <w:rPr>
-          <w:rFonts w:ascii="Times New Roman" w:hAnsi="Times New Roman"/>
-          <w:sz w:val="24"/>
-        </w:rPr>
-        <w:t>нині,</w:t>
-      </w:r>
-      <w:r>
-        <w:rPr>
-          <w:rFonts w:ascii="Times New Roman" w:hAnsi="Times New Roman"/>
-          <w:sz w:val="24"/>
-        </w:rPr>
-        <w:t xml:space="preserve"> </w:t>
-      </w:r>
-      <w:r>
-        <w:rPr>
-          <w:rFonts w:ascii="Times New Roman" w:hAnsi="Times New Roman"/>
-          <w:sz w:val="24"/>
-        </w:rPr>
-        <w:t>і</w:t>
-      </w:r>
-      <w:r>
-        <w:rPr>
-          <w:rFonts w:ascii="Times New Roman" w:hAnsi="Times New Roman"/>
-          <w:sz w:val="24"/>
-        </w:rPr>
-        <w:t xml:space="preserve"> </w:t>
-      </w:r>
-      <w:r>
-        <w:rPr>
-          <w:rFonts w:ascii="Times New Roman" w:hAnsi="Times New Roman"/>
-          <w:sz w:val="24"/>
-        </w:rPr>
-        <w:t>повсякчас,</w:t>
-      </w:r>
-      <w:r>
-        <w:rPr>
-          <w:rFonts w:ascii="Times New Roman" w:hAnsi="Times New Roman"/>
-          <w:sz w:val="24"/>
-        </w:rPr>
-        <w:t xml:space="preserve"> </w:t>
-      </w:r>
-      <w:r>
-        <w:rPr>
-          <w:rFonts w:ascii="Times New Roman" w:hAnsi="Times New Roman"/>
-          <w:sz w:val="24"/>
-        </w:rPr>
-        <w:t>і</w:t>
-      </w:r>
-      <w:r>
-        <w:rPr>
-          <w:rFonts w:ascii="Times New Roman" w:hAnsi="Times New Roman"/>
-          <w:sz w:val="24"/>
-        </w:rPr>
-        <w:t xml:space="preserve"> </w:t>
-      </w:r>
-      <w:r>
-        <w:rPr>
-          <w:rFonts w:ascii="Times New Roman" w:hAnsi="Times New Roman"/>
-          <w:sz w:val="24"/>
-        </w:rPr>
-        <w:t>на</w:t>
-      </w:r>
-      <w:r>
-        <w:rPr>
-          <w:rFonts w:ascii="Times New Roman" w:hAnsi="Times New Roman"/>
-          <w:sz w:val="24"/>
-        </w:rPr>
-        <w:t xml:space="preserve"> </w:t>
-      </w:r>
-      <w:r>
-        <w:rPr>
-          <w:rFonts w:ascii="Times New Roman" w:hAnsi="Times New Roman"/>
-          <w:sz w:val="24"/>
-        </w:rPr>
-        <w:t>віки</w:t>
-      </w:r>
-      <w:r>
-        <w:rPr>
-          <w:rFonts w:ascii="Times New Roman" w:hAnsi="Times New Roman"/>
-          <w:sz w:val="24"/>
-        </w:rPr>
-        <w:t xml:space="preserve"> </w:t>
-      </w:r>
-      <w:r>
-        <w:rPr>
-          <w:rFonts w:ascii="Times New Roman" w:hAnsi="Times New Roman"/>
-          <w:sz w:val="24"/>
-        </w:rPr>
-        <w:t>віків.</w:t>
+        <w:t xml:space="preserve"> Бо Тобі належить усяка слава, честь і поклоніння, Отцю, і Сину, і Святому Духові, нині, і повсякчас, і на віки віків.</w:t>
       </w:r>
     </w:p>
     <w:p>
@@ -38792,7 +37257,7 @@
         <w:rPr>
           <w:rFonts w:ascii="Times New Roman" w:hAnsi="Times New Roman"/>
           <w:i/>
-          <w:color w:val="FF4400"/>
+          <w:color w:val="FF0000"/>
           <w:sz w:val="24"/>
         </w:rPr>
         <w:t>Священник:</w:t>
@@ -38800,402 +37265,9 @@
       <w:r>
         <w:rPr>
           <w:rFonts w:ascii="Times New Roman" w:hAnsi="Times New Roman"/>
-          <w:color w:val="000000"/>
-          <w:sz w:val="24"/>
-        </w:rPr>
-        <w:t xml:space="preserve"> </w:t>
-      </w:r>
-      <w:r>
-        <w:rPr>
-          <w:rFonts w:ascii="Times New Roman" w:hAnsi="Times New Roman"/>
-          <w:color w:val="000000"/>
-          <w:sz w:val="24"/>
-        </w:rPr>
-        <w:t>Бо</w:t>
-      </w:r>
-      <w:r>
-        <w:rPr>
-          <w:rFonts w:ascii="Times New Roman" w:hAnsi="Times New Roman"/>
-          <w:color w:val="000000"/>
-          <w:sz w:val="24"/>
-        </w:rPr>
-        <w:t xml:space="preserve"> </w:t>
-      </w:r>
-      <w:r>
-        <w:rPr>
-          <w:rFonts w:ascii="Times New Roman" w:hAnsi="Times New Roman"/>
-          <w:color w:val="000000"/>
-          <w:sz w:val="24"/>
-        </w:rPr>
-        <w:t>Твоя</w:t>
-      </w:r>
-      <w:r>
-        <w:rPr>
-          <w:rFonts w:ascii="Times New Roman" w:hAnsi="Times New Roman"/>
-          <w:color w:val="000000"/>
-          <w:sz w:val="24"/>
-        </w:rPr>
-        <w:t xml:space="preserve"> </w:t>
-      </w:r>
-      <w:r>
-        <w:rPr>
-          <w:rFonts w:ascii="Times New Roman" w:hAnsi="Times New Roman"/>
-          <w:color w:val="000000"/>
-          <w:sz w:val="24"/>
-        </w:rPr>
-        <w:t>є</w:t>
-      </w:r>
-      <w:r>
-        <w:rPr>
-          <w:rFonts w:ascii="Times New Roman" w:hAnsi="Times New Roman"/>
-          <w:color w:val="000000"/>
-          <w:sz w:val="24"/>
-        </w:rPr>
-        <w:t xml:space="preserve"> </w:t>
-      </w:r>
-      <w:r>
-        <w:rPr>
-          <w:rFonts w:ascii="Times New Roman" w:hAnsi="Times New Roman"/>
-          <w:color w:val="000000"/>
-          <w:sz w:val="24"/>
-        </w:rPr>
-        <w:t>влада</w:t>
-      </w:r>
-      <w:r>
-        <w:rPr>
-          <w:rFonts w:ascii="Times New Roman" w:hAnsi="Times New Roman"/>
-          <w:color w:val="000000"/>
-          <w:sz w:val="24"/>
-        </w:rPr>
-        <w:t xml:space="preserve"> </w:t>
-      </w:r>
-      <w:r>
-        <w:rPr>
-          <w:rFonts w:ascii="Times New Roman" w:hAnsi="Times New Roman"/>
-          <w:color w:val="000000"/>
-          <w:sz w:val="24"/>
-        </w:rPr>
-        <w:t>і</w:t>
-      </w:r>
-      <w:r>
-        <w:rPr>
-          <w:rFonts w:ascii="Times New Roman" w:hAnsi="Times New Roman"/>
-          <w:color w:val="000000"/>
-          <w:sz w:val="24"/>
-        </w:rPr>
-        <w:t xml:space="preserve"> </w:t>
-      </w:r>
-      <w:r>
-        <w:rPr>
-          <w:rFonts w:ascii="Times New Roman" w:hAnsi="Times New Roman"/>
-          <w:color w:val="000000"/>
-          <w:sz w:val="24"/>
-        </w:rPr>
-        <w:t>Твоє</w:t>
-      </w:r>
-      <w:r>
-        <w:rPr>
-          <w:rFonts w:ascii="Times New Roman" w:hAnsi="Times New Roman"/>
-          <w:color w:val="000000"/>
-          <w:sz w:val="24"/>
-        </w:rPr>
-        <w:t xml:space="preserve"> </w:t>
-      </w:r>
-      <w:r>
-        <w:rPr>
-          <w:rFonts w:ascii="Times New Roman" w:hAnsi="Times New Roman"/>
-          <w:color w:val="000000"/>
-          <w:sz w:val="24"/>
-        </w:rPr>
-        <w:t>є</w:t>
-      </w:r>
-      <w:r>
-        <w:rPr>
-          <w:rFonts w:ascii="Times New Roman" w:hAnsi="Times New Roman"/>
-          <w:color w:val="000000"/>
-          <w:sz w:val="24"/>
-        </w:rPr>
-        <w:t xml:space="preserve"> </w:t>
-      </w:r>
-      <w:r>
-        <w:rPr>
-          <w:rFonts w:ascii="Times New Roman" w:hAnsi="Times New Roman"/>
-          <w:color w:val="000000"/>
-          <w:sz w:val="24"/>
-        </w:rPr>
-        <w:t>царство,</w:t>
-      </w:r>
-      <w:r>
-        <w:rPr>
-          <w:rFonts w:ascii="Times New Roman" w:hAnsi="Times New Roman"/>
-          <w:color w:val="000000"/>
-          <w:sz w:val="24"/>
-        </w:rPr>
-        <w:t xml:space="preserve"> </w:t>
-      </w:r>
-      <w:r>
-        <w:rPr>
-          <w:rFonts w:ascii="Times New Roman" w:hAnsi="Times New Roman"/>
-          <w:color w:val="000000"/>
-          <w:sz w:val="24"/>
-        </w:rPr>
-        <w:t>і</w:t>
-      </w:r>
-      <w:r>
-        <w:rPr>
-          <w:rFonts w:ascii="Times New Roman" w:hAnsi="Times New Roman"/>
-          <w:color w:val="000000"/>
-          <w:sz w:val="24"/>
-        </w:rPr>
-        <w:t xml:space="preserve"> </w:t>
-      </w:r>
-      <w:r>
-        <w:rPr>
-          <w:rFonts w:ascii="Times New Roman" w:hAnsi="Times New Roman"/>
-          <w:color w:val="000000"/>
-          <w:sz w:val="24"/>
-        </w:rPr>
-        <w:t>сила,</w:t>
-      </w:r>
-      <w:r>
-        <w:rPr>
-          <w:rFonts w:ascii="Times New Roman" w:hAnsi="Times New Roman"/>
-          <w:color w:val="000000"/>
-          <w:sz w:val="24"/>
-        </w:rPr>
-        <w:t xml:space="preserve"> </w:t>
-      </w:r>
-      <w:r>
-        <w:rPr>
-          <w:rFonts w:ascii="Times New Roman" w:hAnsi="Times New Roman"/>
-          <w:color w:val="000000"/>
-          <w:sz w:val="24"/>
-        </w:rPr>
-        <w:t>і</w:t>
-      </w:r>
-      <w:r>
-        <w:rPr>
-          <w:rFonts w:ascii="Times New Roman" w:hAnsi="Times New Roman"/>
-          <w:color w:val="000000"/>
-          <w:sz w:val="24"/>
-        </w:rPr>
-        <w:t xml:space="preserve"> </w:t>
-      </w:r>
-      <w:r>
-        <w:rPr>
-          <w:rFonts w:ascii="Times New Roman" w:hAnsi="Times New Roman"/>
-          <w:color w:val="000000"/>
-          <w:sz w:val="24"/>
-        </w:rPr>
-        <w:t>слава,</w:t>
-      </w:r>
-      <w:r>
-        <w:rPr>
-          <w:rFonts w:ascii="Times New Roman" w:hAnsi="Times New Roman"/>
-          <w:color w:val="000000"/>
-          <w:sz w:val="24"/>
-        </w:rPr>
-        <w:t xml:space="preserve"> </w:t>
-      </w:r>
-      <w:r>
-        <w:rPr>
-          <w:rFonts w:ascii="Times New Roman" w:hAnsi="Times New Roman"/>
-          <w:color w:val="000000"/>
-          <w:sz w:val="24"/>
-        </w:rPr>
-        <w:t>Отця,</w:t>
-      </w:r>
-      <w:r>
-        <w:rPr>
-          <w:rFonts w:ascii="Times New Roman" w:hAnsi="Times New Roman"/>
-          <w:color w:val="000000"/>
-          <w:sz w:val="24"/>
-        </w:rPr>
-        <w:t xml:space="preserve"> </w:t>
-      </w:r>
-      <w:r>
-        <w:rPr>
-          <w:rFonts w:ascii="Times New Roman" w:hAnsi="Times New Roman"/>
-          <w:color w:val="000000"/>
-          <w:sz w:val="24"/>
-        </w:rPr>
-        <w:t>і</w:t>
-      </w:r>
-      <w:r>
-        <w:rPr>
-          <w:rFonts w:ascii="Times New Roman" w:hAnsi="Times New Roman"/>
-          <w:color w:val="000000"/>
-          <w:sz w:val="24"/>
-        </w:rPr>
-        <w:t xml:space="preserve"> </w:t>
-      </w:r>
-      <w:r>
-        <w:rPr>
-          <w:rFonts w:ascii="Times New Roman" w:hAnsi="Times New Roman"/>
-          <w:color w:val="000000"/>
-          <w:sz w:val="24"/>
-        </w:rPr>
-        <w:t>Сина,</w:t>
-      </w:r>
-      <w:r>
-        <w:rPr>
-          <w:rFonts w:ascii="Times New Roman" w:hAnsi="Times New Roman"/>
-          <w:color w:val="000000"/>
-          <w:sz w:val="24"/>
-        </w:rPr>
-        <w:t xml:space="preserve"> </w:t>
-      </w:r>
-      <w:r>
-        <w:rPr>
-          <w:rFonts w:ascii="Times New Roman" w:hAnsi="Times New Roman"/>
-          <w:color w:val="000000"/>
-          <w:sz w:val="24"/>
-        </w:rPr>
-        <w:t>і</w:t>
-      </w:r>
-      <w:r>
-        <w:rPr>
-          <w:rFonts w:ascii="Times New Roman" w:hAnsi="Times New Roman"/>
-          <w:color w:val="000000"/>
-          <w:sz w:val="24"/>
-        </w:rPr>
-        <w:t xml:space="preserve"> </w:t>
-      </w:r>
-      <w:r>
-        <w:rPr>
-          <w:rFonts w:ascii="Times New Roman" w:hAnsi="Times New Roman"/>
-          <w:color w:val="000000"/>
-          <w:sz w:val="24"/>
-        </w:rPr>
-        <w:t>Святого</w:t>
-      </w:r>
-      <w:r>
-        <w:rPr>
-          <w:rFonts w:ascii="Times New Roman" w:hAnsi="Times New Roman"/>
-          <w:color w:val="000000"/>
-          <w:sz w:val="24"/>
-        </w:rPr>
-        <w:t xml:space="preserve"> </w:t>
-      </w:r>
-      <w:r>
-        <w:rPr>
-          <w:rFonts w:ascii="Times New Roman" w:hAnsi="Times New Roman"/>
-          <w:color w:val="000000"/>
-          <w:sz w:val="24"/>
-        </w:rPr>
-        <w:t>Духа,</w:t>
-      </w:r>
-      <w:r>
-        <w:rPr>
-          <w:rFonts w:ascii="Times New Roman" w:hAnsi="Times New Roman"/>
-          <w:color w:val="000000"/>
-          <w:sz w:val="24"/>
-        </w:rPr>
-        <w:t xml:space="preserve"> </w:t>
-      </w:r>
-      <w:r>
-        <w:rPr>
-          <w:rFonts w:ascii="Times New Roman" w:hAnsi="Times New Roman"/>
-          <w:color w:val="000000"/>
-          <w:sz w:val="24"/>
-        </w:rPr>
-        <w:t>нині,</w:t>
-      </w:r>
-      <w:r>
-        <w:rPr>
-          <w:rFonts w:ascii="Times New Roman" w:hAnsi="Times New Roman"/>
-          <w:color w:val="000000"/>
-          <w:sz w:val="24"/>
-        </w:rPr>
-        <w:t xml:space="preserve"> </w:t>
-      </w:r>
-      <w:r>
-        <w:rPr>
-          <w:rFonts w:ascii="Times New Roman" w:hAnsi="Times New Roman"/>
-          <w:color w:val="000000"/>
-          <w:sz w:val="24"/>
-        </w:rPr>
-        <w:t>і</w:t>
-      </w:r>
-      <w:r>
-        <w:rPr>
-          <w:rFonts w:ascii="Times New Roman" w:hAnsi="Times New Roman"/>
-          <w:color w:val="000000"/>
-          <w:sz w:val="24"/>
-        </w:rPr>
-        <w:t xml:space="preserve"> </w:t>
-      </w:r>
-      <w:r>
-        <w:rPr>
-          <w:rFonts w:ascii="Times New Roman" w:hAnsi="Times New Roman"/>
-          <w:color w:val="000000"/>
-          <w:sz w:val="24"/>
-        </w:rPr>
-        <w:t>повсякчас,</w:t>
-      </w:r>
-      <w:r>
-        <w:rPr>
-          <w:rFonts w:ascii="Times New Roman" w:hAnsi="Times New Roman"/>
-          <w:color w:val="000000"/>
-          <w:sz w:val="24"/>
-        </w:rPr>
-        <w:t xml:space="preserve"> </w:t>
-      </w:r>
-      <w:r>
-        <w:rPr>
-          <w:rFonts w:ascii="Times New Roman" w:hAnsi="Times New Roman"/>
-          <w:color w:val="000000"/>
-          <w:sz w:val="24"/>
-        </w:rPr>
-        <w:t>і</w:t>
-      </w:r>
-      <w:r>
-        <w:rPr>
-          <w:rFonts w:ascii="Times New Roman" w:hAnsi="Times New Roman"/>
-          <w:color w:val="000000"/>
-          <w:sz w:val="24"/>
-        </w:rPr>
-        <w:t xml:space="preserve"> </w:t>
-      </w:r>
-      <w:r>
-        <w:rPr>
-          <w:rFonts w:ascii="Times New Roman" w:hAnsi="Times New Roman"/>
-          <w:color w:val="000000"/>
-          <w:sz w:val="24"/>
-        </w:rPr>
-        <w:t>на</w:t>
-      </w:r>
-      <w:r>
-        <w:rPr>
-          <w:rFonts w:ascii="Times New Roman" w:hAnsi="Times New Roman"/>
-          <w:color w:val="000000"/>
-          <w:sz w:val="24"/>
-        </w:rPr>
-        <w:t xml:space="preserve"> </w:t>
-      </w:r>
-      <w:r>
-        <w:rPr>
-          <w:rFonts w:ascii="Times New Roman" w:hAnsi="Times New Roman"/>
-          <w:color w:val="000000"/>
-          <w:sz w:val="24"/>
-        </w:rPr>
-        <w:t>віки</w:t>
-      </w:r>
-      <w:r>
-        <w:rPr>
-          <w:rFonts w:ascii="Times New Roman" w:hAnsi="Times New Roman"/>
-          <w:color w:val="000000"/>
-          <w:sz w:val="24"/>
-        </w:rPr>
-        <w:t xml:space="preserve"> </w:t>
-      </w:r>
-      <w:r>
-        <w:rPr>
-          <w:rFonts w:ascii="Times New Roman" w:hAnsi="Times New Roman"/>
-          <w:color w:val="000000"/>
-          <w:sz w:val="24"/>
-        </w:rPr>
-        <w:t>віків.</w:t>
+          <w:sz w:val="24"/>
+        </w:rPr>
+        <w:t xml:space="preserve"> Бо Твоя є влада і Твоє є царство, і сила, і слава, Отця, і Сина, і Святого Духа, нині, і повсякчас, і на віки віків.</w:t>
       </w:r>
     </w:p>
     <w:p>
@@ -40232,7 +38304,7 @@
         <w:rPr>
           <w:rFonts w:ascii="Times New Roman" w:hAnsi="Times New Roman"/>
           <w:i/>
-          <w:color w:val="FF4400"/>
+          <w:color w:val="FF0000"/>
           <w:sz w:val="24"/>
         </w:rPr>
         <w:t>Священник:</w:t>
@@ -40240,386 +38312,9 @@
       <w:r>
         <w:rPr>
           <w:rFonts w:ascii="Times New Roman" w:hAnsi="Times New Roman"/>
-          <w:color w:val="000000"/>
-          <w:sz w:val="24"/>
-        </w:rPr>
-        <w:t xml:space="preserve"> </w:t>
-      </w:r>
-      <w:r>
-        <w:rPr>
-          <w:rFonts w:ascii="Times New Roman" w:hAnsi="Times New Roman"/>
-          <w:color w:val="000000"/>
-          <w:sz w:val="24"/>
-        </w:rPr>
-        <w:t>Бо</w:t>
-      </w:r>
-      <w:r>
-        <w:rPr>
-          <w:rFonts w:ascii="Times New Roman" w:hAnsi="Times New Roman"/>
-          <w:color w:val="000000"/>
-          <w:sz w:val="24"/>
-        </w:rPr>
-        <w:t xml:space="preserve"> </w:t>
-      </w:r>
-      <w:r>
-        <w:rPr>
-          <w:rFonts w:ascii="Times New Roman" w:hAnsi="Times New Roman"/>
-          <w:color w:val="000000"/>
-          <w:sz w:val="24"/>
-        </w:rPr>
-        <w:t>Ти</w:t>
-      </w:r>
-      <w:r>
-        <w:rPr>
-          <w:rFonts w:ascii="Times New Roman" w:hAnsi="Times New Roman"/>
-          <w:color w:val="000000"/>
-          <w:sz w:val="24"/>
-        </w:rPr>
-        <w:t xml:space="preserve"> </w:t>
-      </w:r>
-      <w:r>
-        <w:rPr>
-          <w:rFonts w:ascii="Times New Roman" w:hAnsi="Times New Roman"/>
-          <w:color w:val="000000"/>
-          <w:sz w:val="24"/>
-        </w:rPr>
-        <w:t>благий</w:t>
-      </w:r>
-      <w:r>
-        <w:rPr>
-          <w:rFonts w:ascii="Times New Roman" w:hAnsi="Times New Roman"/>
-          <w:color w:val="000000"/>
-          <w:sz w:val="24"/>
-        </w:rPr>
-        <w:t xml:space="preserve"> </w:t>
-      </w:r>
-      <w:r>
-        <w:rPr>
-          <w:rFonts w:ascii="Times New Roman" w:hAnsi="Times New Roman"/>
-          <w:color w:val="000000"/>
-          <w:sz w:val="24"/>
-        </w:rPr>
-        <w:t>і</w:t>
-      </w:r>
-      <w:r>
-        <w:rPr>
-          <w:rFonts w:ascii="Times New Roman" w:hAnsi="Times New Roman"/>
-          <w:color w:val="000000"/>
-          <w:sz w:val="24"/>
-        </w:rPr>
-        <w:t xml:space="preserve"> </w:t>
-      </w:r>
-      <w:r>
-        <w:rPr>
-          <w:rFonts w:ascii="Times New Roman" w:hAnsi="Times New Roman"/>
-          <w:color w:val="000000"/>
-          <w:sz w:val="24"/>
-        </w:rPr>
-        <w:t>людинолюбний</w:t>
-      </w:r>
-      <w:r>
-        <w:rPr>
-          <w:rFonts w:ascii="Times New Roman" w:hAnsi="Times New Roman"/>
-          <w:color w:val="000000"/>
-          <w:sz w:val="24"/>
-        </w:rPr>
-        <w:t xml:space="preserve"> </w:t>
-      </w:r>
-      <w:r>
-        <w:rPr>
-          <w:rFonts w:ascii="Times New Roman" w:hAnsi="Times New Roman"/>
-          <w:color w:val="000000"/>
-          <w:sz w:val="24"/>
-        </w:rPr>
-        <w:t>Бог</w:t>
-      </w:r>
-      <w:r>
-        <w:rPr>
-          <w:rFonts w:ascii="Times New Roman" w:hAnsi="Times New Roman"/>
-          <w:color w:val="000000"/>
-          <w:sz w:val="24"/>
-        </w:rPr>
-        <w:t xml:space="preserve"> </w:t>
-      </w:r>
-      <w:r>
-        <w:rPr>
-          <w:rFonts w:ascii="Times New Roman" w:hAnsi="Times New Roman"/>
-          <w:color w:val="000000"/>
-          <w:sz w:val="24"/>
-        </w:rPr>
-        <w:t>–</w:t>
-      </w:r>
-      <w:r>
-        <w:rPr>
-          <w:rFonts w:ascii="Times New Roman" w:hAnsi="Times New Roman"/>
-          <w:color w:val="000000"/>
-          <w:sz w:val="24"/>
-        </w:rPr>
-        <w:t xml:space="preserve"> </w:t>
-      </w:r>
-      <w:r>
-        <w:rPr>
-          <w:rFonts w:ascii="Times New Roman" w:hAnsi="Times New Roman"/>
-          <w:color w:val="000000"/>
-          <w:sz w:val="24"/>
-        </w:rPr>
-        <w:t>і</w:t>
-      </w:r>
-      <w:r>
-        <w:rPr>
-          <w:rFonts w:ascii="Times New Roman" w:hAnsi="Times New Roman"/>
-          <w:color w:val="000000"/>
-          <w:sz w:val="24"/>
-        </w:rPr>
-        <w:t xml:space="preserve"> </w:t>
-      </w:r>
-      <w:r>
-        <w:rPr>
-          <w:rFonts w:ascii="Times New Roman" w:hAnsi="Times New Roman"/>
-          <w:color w:val="000000"/>
-          <w:sz w:val="24"/>
-        </w:rPr>
-        <w:t>Тобі</w:t>
-      </w:r>
-      <w:r>
-        <w:rPr>
-          <w:rFonts w:ascii="Times New Roman" w:hAnsi="Times New Roman"/>
-          <w:color w:val="000000"/>
-          <w:sz w:val="24"/>
-        </w:rPr>
-        <w:t xml:space="preserve"> </w:t>
-      </w:r>
-      <w:r>
-        <w:rPr>
-          <w:rFonts w:ascii="Times New Roman" w:hAnsi="Times New Roman"/>
-          <w:color w:val="000000"/>
-          <w:sz w:val="24"/>
-        </w:rPr>
-        <w:t>славу</w:t>
-      </w:r>
-      <w:r>
-        <w:rPr>
-          <w:rFonts w:ascii="Times New Roman" w:hAnsi="Times New Roman"/>
-          <w:color w:val="000000"/>
-          <w:sz w:val="24"/>
-        </w:rPr>
-        <w:t xml:space="preserve"> </w:t>
-      </w:r>
-      <w:r>
-        <w:rPr>
-          <w:rFonts w:ascii="Times New Roman" w:hAnsi="Times New Roman"/>
-          <w:color w:val="000000"/>
-          <w:sz w:val="24"/>
-        </w:rPr>
-        <w:t>возсилаємо,</w:t>
-      </w:r>
-      <w:r>
-        <w:rPr>
-          <w:rFonts w:ascii="Times New Roman" w:hAnsi="Times New Roman"/>
-          <w:color w:val="000000"/>
-          <w:sz w:val="24"/>
-        </w:rPr>
-        <w:t xml:space="preserve"> </w:t>
-      </w:r>
-      <w:r>
-        <w:rPr>
-          <w:rFonts w:ascii="Times New Roman" w:hAnsi="Times New Roman"/>
-          <w:color w:val="000000"/>
-          <w:sz w:val="24"/>
-        </w:rPr>
-        <w:t>Отцю,</w:t>
-      </w:r>
-      <w:r>
-        <w:rPr>
-          <w:rFonts w:ascii="Times New Roman" w:hAnsi="Times New Roman"/>
-          <w:color w:val="000000"/>
-          <w:sz w:val="24"/>
-        </w:rPr>
-        <w:t xml:space="preserve"> </w:t>
-      </w:r>
-      <w:r>
-        <w:rPr>
-          <w:rFonts w:ascii="Times New Roman" w:hAnsi="Times New Roman"/>
-          <w:color w:val="000000"/>
-          <w:sz w:val="24"/>
-        </w:rPr>
-        <w:t>і</w:t>
-      </w:r>
-      <w:r>
-        <w:rPr>
-          <w:rFonts w:ascii="Times New Roman" w:hAnsi="Times New Roman"/>
-          <w:color w:val="000000"/>
-          <w:sz w:val="24"/>
-        </w:rPr>
-        <w:t xml:space="preserve"> </w:t>
-      </w:r>
-      <w:r>
-        <w:rPr>
-          <w:rFonts w:ascii="Times New Roman" w:hAnsi="Times New Roman"/>
-          <w:color w:val="000000"/>
-          <w:sz w:val="24"/>
-        </w:rPr>
-        <w:t>Сину,</w:t>
-      </w:r>
-      <w:r>
-        <w:rPr>
-          <w:rFonts w:ascii="Times New Roman" w:hAnsi="Times New Roman"/>
-          <w:color w:val="000000"/>
-          <w:sz w:val="24"/>
-        </w:rPr>
-        <w:t xml:space="preserve"> </w:t>
-      </w:r>
-      <w:r>
-        <w:rPr>
-          <w:rFonts w:ascii="Times New Roman" w:hAnsi="Times New Roman"/>
-          <w:color w:val="000000"/>
-          <w:sz w:val="24"/>
-        </w:rPr>
-        <w:t>і</w:t>
-      </w:r>
-      <w:r>
-        <w:rPr>
-          <w:rFonts w:ascii="Times New Roman" w:hAnsi="Times New Roman"/>
-          <w:color w:val="000000"/>
-          <w:sz w:val="24"/>
-        </w:rPr>
-        <w:t xml:space="preserve"> </w:t>
-      </w:r>
-      <w:r>
-        <w:rPr>
-          <w:rFonts w:ascii="Times New Roman" w:hAnsi="Times New Roman"/>
-          <w:color w:val="000000"/>
-          <w:sz w:val="24"/>
-        </w:rPr>
-        <w:t>Святому</w:t>
-      </w:r>
-      <w:r>
-        <w:rPr>
-          <w:rFonts w:ascii="Times New Roman" w:hAnsi="Times New Roman"/>
-          <w:color w:val="000000"/>
-          <w:sz w:val="24"/>
-        </w:rPr>
-        <w:t xml:space="preserve"> </w:t>
-      </w:r>
-      <w:r>
-        <w:rPr>
-          <w:rFonts w:ascii="Times New Roman" w:hAnsi="Times New Roman"/>
-          <w:color w:val="000000"/>
-          <w:sz w:val="24"/>
-        </w:rPr>
-        <w:t>Духові,</w:t>
-      </w:r>
-      <w:r>
-        <w:rPr>
-          <w:rFonts w:ascii="Times New Roman" w:hAnsi="Times New Roman"/>
-          <w:color w:val="000000"/>
-          <w:sz w:val="24"/>
-        </w:rPr>
-        <w:t xml:space="preserve"> </w:t>
-      </w:r>
-      <w:r>
-        <w:rPr>
-          <w:rFonts w:ascii="Times New Roman" w:hAnsi="Times New Roman"/>
-          <w:color w:val="000000"/>
-          <w:sz w:val="24"/>
-        </w:rPr>
-        <w:t>нині,</w:t>
-      </w:r>
-      <w:r>
-        <w:rPr>
-          <w:rFonts w:ascii="Times New Roman" w:hAnsi="Times New Roman"/>
-          <w:color w:val="000000"/>
-          <w:sz w:val="24"/>
-        </w:rPr>
-        <w:t xml:space="preserve"> </w:t>
-      </w:r>
-      <w:r>
-        <w:rPr>
-          <w:rFonts w:ascii="Times New Roman" w:hAnsi="Times New Roman"/>
-          <w:color w:val="000000"/>
-          <w:sz w:val="24"/>
-        </w:rPr>
-        <w:t>і</w:t>
-      </w:r>
-      <w:r>
-        <w:rPr>
-          <w:rFonts w:ascii="Times New Roman" w:hAnsi="Times New Roman"/>
-          <w:color w:val="000000"/>
-          <w:sz w:val="24"/>
-        </w:rPr>
-        <w:t xml:space="preserve"> </w:t>
-      </w:r>
-      <w:r>
-        <w:rPr>
-          <w:rFonts w:ascii="Times New Roman" w:hAnsi="Times New Roman"/>
-          <w:color w:val="000000"/>
-          <w:sz w:val="24"/>
-        </w:rPr>
-        <w:t>повсякчас,</w:t>
-      </w:r>
-      <w:r>
-        <w:rPr>
-          <w:rFonts w:ascii="Times New Roman" w:hAnsi="Times New Roman"/>
-          <w:color w:val="000000"/>
-          <w:sz w:val="24"/>
-        </w:rPr>
-        <w:t xml:space="preserve"> </w:t>
-      </w:r>
-      <w:r>
-        <w:rPr>
-          <w:rFonts w:ascii="Times New Roman" w:hAnsi="Times New Roman"/>
-          <w:color w:val="000000"/>
-          <w:sz w:val="24"/>
-        </w:rPr>
-        <w:t>і</w:t>
-      </w:r>
-      <w:r>
-        <w:rPr>
-          <w:rFonts w:ascii="Times New Roman" w:hAnsi="Times New Roman"/>
-          <w:color w:val="000000"/>
-          <w:sz w:val="24"/>
-        </w:rPr>
-        <w:t xml:space="preserve"> </w:t>
-      </w:r>
-      <w:r>
-        <w:rPr>
-          <w:rFonts w:ascii="Times New Roman" w:hAnsi="Times New Roman"/>
-          <w:color w:val="000000"/>
-          <w:sz w:val="24"/>
-        </w:rPr>
-        <w:t>на</w:t>
-      </w:r>
-      <w:r>
-        <w:rPr>
-          <w:rFonts w:ascii="Times New Roman" w:hAnsi="Times New Roman"/>
-          <w:color w:val="000000"/>
-          <w:sz w:val="24"/>
-        </w:rPr>
-        <w:t xml:space="preserve"> </w:t>
-      </w:r>
-      <w:r>
-        <w:rPr>
-          <w:rFonts w:ascii="Times New Roman" w:hAnsi="Times New Roman"/>
-          <w:color w:val="000000"/>
-          <w:sz w:val="24"/>
-        </w:rPr>
-        <w:t>віки</w:t>
-      </w:r>
-      <w:r>
-        <w:rPr>
-          <w:rFonts w:ascii="Times New Roman" w:hAnsi="Times New Roman"/>
-          <w:color w:val="000000"/>
-          <w:sz w:val="24"/>
-        </w:rPr>
-        <w:t xml:space="preserve"> </w:t>
-      </w:r>
-      <w:r>
-        <w:rPr>
-          <w:rFonts w:ascii="Times New Roman" w:hAnsi="Times New Roman"/>
-          <w:color w:val="000000"/>
-          <w:sz w:val="24"/>
-        </w:rPr>
-        <w:t>віків.</w:t>
+          <w:sz w:val="24"/>
+        </w:rPr>
+        <w:t xml:space="preserve"> Бо Ти благий і людинолюбний Бог – і Тобі славу возсилаємо, Отцю, і Сину, і Святому Духові, нині, і повсякчас, і на віки віків.</w:t>
       </w:r>
     </w:p>
     <w:p>
@@ -42729,332 +40424,9 @@
       <w:r>
         <w:rPr>
           <w:rFonts w:ascii="Times New Roman" w:hAnsi="Times New Roman"/>
-          <w:i/>
-          <w:color w:val="FF0000"/>
-          <w:sz w:val="24"/>
-        </w:rPr>
-        <w:t xml:space="preserve"> </w:t>
-      </w:r>
-      <w:r>
-        <w:rPr>
-          <w:rFonts w:ascii="Times New Roman" w:hAnsi="Times New Roman"/>
-          <w:color w:val="000000"/>
-          <w:sz w:val="24"/>
-        </w:rPr>
-        <w:t>Бо</w:t>
-      </w:r>
-      <w:r>
-        <w:rPr>
-          <w:rFonts w:ascii="Times New Roman" w:hAnsi="Times New Roman"/>
-          <w:color w:val="000000"/>
-          <w:sz w:val="24"/>
-        </w:rPr>
-        <w:t xml:space="preserve"> </w:t>
-      </w:r>
-      <w:r>
-        <w:rPr>
-          <w:rFonts w:ascii="Times New Roman" w:hAnsi="Times New Roman"/>
-          <w:color w:val="000000"/>
-          <w:sz w:val="24"/>
-        </w:rPr>
-        <w:t>Ти</w:t>
-      </w:r>
-      <w:r>
-        <w:rPr>
-          <w:rFonts w:ascii="Times New Roman" w:hAnsi="Times New Roman"/>
-          <w:color w:val="000000"/>
-          <w:sz w:val="24"/>
-        </w:rPr>
-        <w:t xml:space="preserve"> </w:t>
-      </w:r>
-      <w:r>
-        <w:rPr>
-          <w:rFonts w:ascii="Times New Roman" w:hAnsi="Times New Roman"/>
-          <w:color w:val="000000"/>
-          <w:sz w:val="24"/>
-        </w:rPr>
-        <w:t>Бог</w:t>
-      </w:r>
-      <w:r>
-        <w:rPr>
-          <w:rFonts w:ascii="Times New Roman" w:hAnsi="Times New Roman"/>
-          <w:color w:val="000000"/>
-          <w:sz w:val="24"/>
-        </w:rPr>
-        <w:t xml:space="preserve"> </w:t>
-      </w:r>
-      <w:r>
-        <w:rPr>
-          <w:rFonts w:ascii="Times New Roman" w:hAnsi="Times New Roman"/>
-          <w:color w:val="000000"/>
-          <w:sz w:val="24"/>
-        </w:rPr>
-        <w:t>наш</w:t>
-      </w:r>
-      <w:r>
-        <w:rPr>
-          <w:rFonts w:ascii="Times New Roman" w:hAnsi="Times New Roman"/>
-          <w:color w:val="000000"/>
-          <w:sz w:val="24"/>
-        </w:rPr>
-        <w:t xml:space="preserve"> </w:t>
-      </w:r>
-      <w:r>
-        <w:rPr>
-          <w:rFonts w:ascii="Times New Roman" w:hAnsi="Times New Roman"/>
-          <w:color w:val="000000"/>
-          <w:sz w:val="24"/>
-        </w:rPr>
-        <w:t>і</w:t>
-      </w:r>
-      <w:r>
-        <w:rPr>
-          <w:rFonts w:ascii="Times New Roman" w:hAnsi="Times New Roman"/>
-          <w:color w:val="000000"/>
-          <w:sz w:val="24"/>
-        </w:rPr>
-        <w:t xml:space="preserve"> </w:t>
-      </w:r>
-      <w:r>
-        <w:rPr>
-          <w:rFonts w:ascii="Times New Roman" w:hAnsi="Times New Roman"/>
-          <w:color w:val="000000"/>
-          <w:sz w:val="24"/>
-        </w:rPr>
-        <w:t>Тобі</w:t>
-      </w:r>
-      <w:r>
-        <w:rPr>
-          <w:rFonts w:ascii="Times New Roman" w:hAnsi="Times New Roman"/>
-          <w:color w:val="000000"/>
-          <w:sz w:val="24"/>
-        </w:rPr>
-        <w:t xml:space="preserve"> </w:t>
-      </w:r>
-      <w:r>
-        <w:rPr>
-          <w:rFonts w:ascii="Times New Roman" w:hAnsi="Times New Roman"/>
-          <w:color w:val="000000"/>
-          <w:sz w:val="24"/>
-        </w:rPr>
-        <w:t>славу</w:t>
-      </w:r>
-      <w:r>
-        <w:rPr>
-          <w:rFonts w:ascii="Times New Roman" w:hAnsi="Times New Roman"/>
-          <w:color w:val="000000"/>
-          <w:sz w:val="24"/>
-        </w:rPr>
-        <w:t xml:space="preserve"> </w:t>
-      </w:r>
-      <w:r>
-        <w:rPr>
-          <w:rFonts w:ascii="Times New Roman" w:hAnsi="Times New Roman"/>
-          <w:color w:val="000000"/>
-          <w:sz w:val="24"/>
-        </w:rPr>
-        <w:t>возсилаємо:</w:t>
-      </w:r>
-      <w:r>
-        <w:rPr>
-          <w:rFonts w:ascii="Times New Roman" w:hAnsi="Times New Roman"/>
-          <w:color w:val="000000"/>
-          <w:sz w:val="24"/>
-        </w:rPr>
-        <w:t xml:space="preserve"> </w:t>
-      </w:r>
-      <w:r>
-        <w:rPr>
-          <w:rFonts w:ascii="Times New Roman" w:hAnsi="Times New Roman"/>
-          <w:color w:val="000000"/>
-          <w:sz w:val="24"/>
-        </w:rPr>
-        <w:t>Отцю,</w:t>
-      </w:r>
-      <w:r>
-        <w:rPr>
-          <w:rFonts w:ascii="Times New Roman" w:hAnsi="Times New Roman"/>
-          <w:color w:val="000000"/>
-          <w:sz w:val="24"/>
-        </w:rPr>
-        <w:t xml:space="preserve"> </w:t>
-      </w:r>
-      <w:r>
-        <w:rPr>
-          <w:rFonts w:ascii="Times New Roman" w:hAnsi="Times New Roman"/>
-          <w:color w:val="000000"/>
-          <w:sz w:val="24"/>
-        </w:rPr>
-        <w:t>і</w:t>
-      </w:r>
-      <w:r>
-        <w:rPr>
-          <w:rFonts w:ascii="Times New Roman" w:hAnsi="Times New Roman"/>
-          <w:color w:val="000000"/>
-          <w:sz w:val="24"/>
-        </w:rPr>
-        <w:t xml:space="preserve"> </w:t>
-      </w:r>
-      <w:r>
-        <w:rPr>
-          <w:rFonts w:ascii="Times New Roman" w:hAnsi="Times New Roman"/>
-          <w:color w:val="000000"/>
-          <w:sz w:val="24"/>
-        </w:rPr>
-        <w:t>Сину,</w:t>
-      </w:r>
-      <w:r>
-        <w:rPr>
-          <w:rFonts w:ascii="Times New Roman" w:hAnsi="Times New Roman"/>
-          <w:color w:val="000000"/>
-          <w:sz w:val="24"/>
-        </w:rPr>
-        <w:t xml:space="preserve"> </w:t>
-      </w:r>
-      <w:r>
-        <w:rPr>
-          <w:rFonts w:ascii="Times New Roman" w:hAnsi="Times New Roman"/>
-          <w:color w:val="000000"/>
-          <w:sz w:val="24"/>
-        </w:rPr>
-        <w:t>і</w:t>
-      </w:r>
-      <w:r>
-        <w:rPr>
-          <w:rFonts w:ascii="Times New Roman" w:hAnsi="Times New Roman"/>
-          <w:color w:val="000000"/>
-          <w:sz w:val="24"/>
-        </w:rPr>
-        <w:t xml:space="preserve"> </w:t>
-      </w:r>
-      <w:r>
-        <w:rPr>
-          <w:rFonts w:ascii="Times New Roman" w:hAnsi="Times New Roman"/>
-          <w:color w:val="000000"/>
-          <w:sz w:val="24"/>
-        </w:rPr>
-        <w:t>Святому</w:t>
-      </w:r>
-      <w:r>
-        <w:rPr>
-          <w:rFonts w:ascii="Times New Roman" w:hAnsi="Times New Roman"/>
-          <w:color w:val="000000"/>
-          <w:sz w:val="24"/>
-        </w:rPr>
-        <w:t xml:space="preserve"> </w:t>
-      </w:r>
-      <w:r>
-        <w:rPr>
-          <w:rFonts w:ascii="Times New Roman" w:hAnsi="Times New Roman"/>
-          <w:color w:val="000000"/>
-          <w:sz w:val="24"/>
-        </w:rPr>
-        <w:t>Духові</w:t>
-      </w:r>
-      <w:r>
-        <w:rPr>
-          <w:rFonts w:ascii="Times New Roman" w:hAnsi="Times New Roman"/>
-          <w:sz w:val="24"/>
-        </w:rPr>
-        <w:t>,</w:t>
-      </w:r>
-      <w:r>
-        <w:rPr>
-          <w:rFonts w:ascii="Times New Roman" w:hAnsi="Times New Roman"/>
-          <w:sz w:val="24"/>
-        </w:rPr>
-        <w:t xml:space="preserve"> </w:t>
-      </w:r>
-      <w:r>
-        <w:rPr>
-          <w:rFonts w:ascii="Times New Roman" w:hAnsi="Times New Roman"/>
-          <w:sz w:val="24"/>
-        </w:rPr>
-        <w:t>нині,</w:t>
-      </w:r>
-      <w:r>
-        <w:rPr>
-          <w:rFonts w:ascii="Times New Roman" w:hAnsi="Times New Roman"/>
-          <w:sz w:val="24"/>
-        </w:rPr>
-        <w:t xml:space="preserve"> </w:t>
-      </w:r>
-      <w:r>
-        <w:rPr>
-          <w:rFonts w:ascii="Times New Roman" w:hAnsi="Times New Roman"/>
-          <w:sz w:val="24"/>
-        </w:rPr>
-        <w:t>і</w:t>
-      </w:r>
-      <w:r>
-        <w:rPr>
-          <w:rFonts w:ascii="Times New Roman" w:hAnsi="Times New Roman"/>
-          <w:sz w:val="24"/>
-        </w:rPr>
-        <w:t xml:space="preserve"> </w:t>
-      </w:r>
-      <w:r>
-        <w:rPr>
-          <w:rFonts w:ascii="Times New Roman" w:hAnsi="Times New Roman"/>
-          <w:sz w:val="24"/>
-        </w:rPr>
-        <w:t>повсякчас,</w:t>
-      </w:r>
-      <w:r>
-        <w:rPr>
-          <w:rFonts w:ascii="Times New Roman" w:hAnsi="Times New Roman"/>
-          <w:sz w:val="24"/>
-        </w:rPr>
-        <w:t xml:space="preserve"> </w:t>
-      </w:r>
-      <w:r>
-        <w:rPr>
-          <w:rFonts w:ascii="Times New Roman" w:hAnsi="Times New Roman"/>
-          <w:sz w:val="24"/>
-        </w:rPr>
-        <w:t>і</w:t>
-      </w:r>
-      <w:r>
-        <w:rPr>
-          <w:rFonts w:ascii="Times New Roman" w:hAnsi="Times New Roman"/>
-          <w:sz w:val="24"/>
-        </w:rPr>
-        <w:t xml:space="preserve"> </w:t>
-      </w:r>
-      <w:r>
-        <w:rPr>
-          <w:rFonts w:ascii="Times New Roman" w:hAnsi="Times New Roman"/>
-          <w:sz w:val="24"/>
-        </w:rPr>
-        <w:t>на</w:t>
-      </w:r>
-      <w:r>
-        <w:rPr>
-          <w:rFonts w:ascii="Times New Roman" w:hAnsi="Times New Roman"/>
-          <w:sz w:val="24"/>
-        </w:rPr>
-        <w:t xml:space="preserve"> </w:t>
-      </w:r>
-      <w:r>
-        <w:rPr>
-          <w:rFonts w:ascii="Times New Roman" w:hAnsi="Times New Roman"/>
-          <w:sz w:val="24"/>
-        </w:rPr>
-        <w:t>віки</w:t>
-      </w:r>
-      <w:r>
-        <w:rPr>
-          <w:rFonts w:ascii="Times New Roman" w:hAnsi="Times New Roman"/>
-          <w:sz w:val="24"/>
-        </w:rPr>
-        <w:t xml:space="preserve"> </w:t>
-      </w:r>
-      <w:r>
-        <w:rPr>
-          <w:rFonts w:ascii="Times New Roman" w:hAnsi="Times New Roman"/>
-          <w:sz w:val="24"/>
-        </w:rPr>
-        <w:t>віків.</w:t>
+          <w:sz w:val="24"/>
+        </w:rPr>
+        <w:t xml:space="preserve"> Бо Ти Бог наш і Тобі славу возсилаємо: Отцю, і Сину, і Святому Духові, нині, і повсякчас, і на віки віків.</w:t>
       </w:r>
     </w:p>
     <w:p>
@@ -44794,412 +42166,9 @@
       <w:r>
         <w:rPr>
           <w:rFonts w:ascii="Times New Roman" w:hAnsi="Times New Roman"/>
-          <w:i/>
-          <w:color w:val="FF0000"/>
-          <w:sz w:val="24"/>
-        </w:rPr>
-        <w:t xml:space="preserve"> </w:t>
-      </w:r>
-      <w:r>
-        <w:rPr>
-          <w:rFonts w:ascii="Times New Roman" w:hAnsi="Times New Roman"/>
-          <w:color w:val="000000"/>
-          <w:sz w:val="24"/>
-        </w:rPr>
-        <w:t>Бо</w:t>
-      </w:r>
-      <w:r>
-        <w:rPr>
-          <w:rFonts w:ascii="Times New Roman" w:hAnsi="Times New Roman"/>
-          <w:color w:val="000000"/>
-          <w:sz w:val="24"/>
-        </w:rPr>
-        <w:t xml:space="preserve"> </w:t>
-      </w:r>
-      <w:r>
-        <w:rPr>
-          <w:rFonts w:ascii="Times New Roman" w:hAnsi="Times New Roman"/>
-          <w:color w:val="000000"/>
-          <w:sz w:val="24"/>
-        </w:rPr>
-        <w:t>Ти</w:t>
-      </w:r>
-      <w:r>
-        <w:rPr>
-          <w:rFonts w:ascii="Times New Roman" w:hAnsi="Times New Roman"/>
-          <w:color w:val="000000"/>
-          <w:sz w:val="24"/>
-        </w:rPr>
-        <w:t xml:space="preserve"> </w:t>
-      </w:r>
-      <w:r>
-        <w:rPr>
-          <w:rFonts w:ascii="Times New Roman" w:hAnsi="Times New Roman"/>
-          <w:color w:val="000000"/>
-          <w:sz w:val="24"/>
-        </w:rPr>
-        <w:t>цар</w:t>
-      </w:r>
-      <w:r>
-        <w:rPr>
-          <w:rFonts w:ascii="Times New Roman" w:hAnsi="Times New Roman"/>
-          <w:color w:val="000000"/>
-          <w:sz w:val="24"/>
-        </w:rPr>
-        <w:t xml:space="preserve"> </w:t>
-      </w:r>
-      <w:r>
-        <w:rPr>
-          <w:rFonts w:ascii="Times New Roman" w:hAnsi="Times New Roman"/>
-          <w:color w:val="000000"/>
-          <w:sz w:val="24"/>
-        </w:rPr>
-        <w:t>миру</w:t>
-      </w:r>
-      <w:r>
-        <w:rPr>
-          <w:rFonts w:ascii="Times New Roman" w:hAnsi="Times New Roman"/>
-          <w:color w:val="000000"/>
-          <w:sz w:val="24"/>
-        </w:rPr>
-        <w:t xml:space="preserve"> </w:t>
-      </w:r>
-      <w:r>
-        <w:rPr>
-          <w:rFonts w:ascii="Times New Roman" w:hAnsi="Times New Roman"/>
-          <w:color w:val="000000"/>
-          <w:sz w:val="24"/>
-        </w:rPr>
-        <w:t>і</w:t>
-      </w:r>
-      <w:r>
-        <w:rPr>
-          <w:rFonts w:ascii="Times New Roman" w:hAnsi="Times New Roman"/>
-          <w:color w:val="000000"/>
-          <w:sz w:val="24"/>
-        </w:rPr>
-        <w:t xml:space="preserve"> </w:t>
-      </w:r>
-      <w:r>
-        <w:rPr>
-          <w:rFonts w:ascii="Times New Roman" w:hAnsi="Times New Roman"/>
-          <w:color w:val="000000"/>
-          <w:sz w:val="24"/>
-        </w:rPr>
-        <w:t>Спас</w:t>
-      </w:r>
-      <w:r>
-        <w:rPr>
-          <w:rFonts w:ascii="Times New Roman" w:hAnsi="Times New Roman"/>
-          <w:color w:val="000000"/>
-          <w:sz w:val="24"/>
-        </w:rPr>
-        <w:t xml:space="preserve"> </w:t>
-      </w:r>
-      <w:r>
-        <w:rPr>
-          <w:rFonts w:ascii="Times New Roman" w:hAnsi="Times New Roman"/>
-          <w:color w:val="000000"/>
-          <w:sz w:val="24"/>
-        </w:rPr>
-        <w:t>душ</w:t>
-      </w:r>
-      <w:r>
-        <w:rPr>
-          <w:rFonts w:ascii="Times New Roman" w:hAnsi="Times New Roman"/>
-          <w:color w:val="000000"/>
-          <w:sz w:val="24"/>
-        </w:rPr>
-        <w:t xml:space="preserve"> </w:t>
-      </w:r>
-      <w:r>
-        <w:rPr>
-          <w:rFonts w:ascii="Times New Roman" w:hAnsi="Times New Roman"/>
-          <w:color w:val="000000"/>
-          <w:sz w:val="24"/>
-        </w:rPr>
-        <w:t>наших</w:t>
-      </w:r>
-      <w:r>
-        <w:rPr>
-          <w:rFonts w:ascii="Times New Roman" w:hAnsi="Times New Roman"/>
-          <w:color w:val="000000"/>
-          <w:sz w:val="24"/>
-        </w:rPr>
-        <w:t xml:space="preserve"> </w:t>
-      </w:r>
-      <w:r>
-        <w:rPr>
-          <w:rFonts w:ascii="Times New Roman" w:hAnsi="Times New Roman"/>
-          <w:color w:val="000000"/>
-          <w:sz w:val="24"/>
-        </w:rPr>
-        <w:t>–</w:t>
-      </w:r>
-      <w:r>
-        <w:rPr>
-          <w:rFonts w:ascii="Times New Roman" w:hAnsi="Times New Roman"/>
-          <w:color w:val="000000"/>
-          <w:sz w:val="24"/>
-        </w:rPr>
-        <w:t xml:space="preserve"> </w:t>
-      </w:r>
-      <w:r>
-        <w:rPr>
-          <w:rFonts w:ascii="Times New Roman" w:hAnsi="Times New Roman"/>
-          <w:color w:val="000000"/>
-          <w:sz w:val="24"/>
-        </w:rPr>
-        <w:t>і</w:t>
-      </w:r>
-      <w:r>
-        <w:rPr>
-          <w:rFonts w:ascii="Times New Roman" w:hAnsi="Times New Roman"/>
-          <w:color w:val="000000"/>
-          <w:sz w:val="24"/>
-        </w:rPr>
-        <w:t xml:space="preserve"> </w:t>
-      </w:r>
-      <w:r>
-        <w:rPr>
-          <w:rFonts w:ascii="Times New Roman" w:hAnsi="Times New Roman"/>
-          <w:color w:val="000000"/>
-          <w:sz w:val="24"/>
-        </w:rPr>
-        <w:t>Тобі</w:t>
-      </w:r>
-      <w:r>
-        <w:rPr>
-          <w:rFonts w:ascii="Times New Roman" w:hAnsi="Times New Roman"/>
-          <w:color w:val="000000"/>
-          <w:sz w:val="24"/>
-        </w:rPr>
-        <w:t xml:space="preserve"> </w:t>
-      </w:r>
-      <w:r>
-        <w:rPr>
-          <w:rFonts w:ascii="Times New Roman" w:hAnsi="Times New Roman"/>
-          <w:color w:val="000000"/>
-          <w:sz w:val="24"/>
-        </w:rPr>
-        <w:t>славу</w:t>
-      </w:r>
-      <w:r>
-        <w:rPr>
-          <w:rFonts w:ascii="Times New Roman" w:hAnsi="Times New Roman"/>
-          <w:color w:val="000000"/>
-          <w:sz w:val="24"/>
-        </w:rPr>
-        <w:t xml:space="preserve"> </w:t>
-      </w:r>
-      <w:r>
-        <w:rPr>
-          <w:rFonts w:ascii="Times New Roman" w:hAnsi="Times New Roman"/>
-          <w:color w:val="000000"/>
-          <w:sz w:val="24"/>
-        </w:rPr>
-        <w:t>возсилаємо,</w:t>
-      </w:r>
-      <w:r>
-        <w:rPr>
-          <w:rFonts w:ascii="Times New Roman" w:hAnsi="Times New Roman"/>
-          <w:color w:val="000000"/>
-          <w:sz w:val="24"/>
-        </w:rPr>
-        <w:t xml:space="preserve"> </w:t>
-      </w:r>
-      <w:r>
-        <w:rPr>
-          <w:rFonts w:ascii="Times New Roman" w:hAnsi="Times New Roman"/>
-          <w:color w:val="000000"/>
-          <w:sz w:val="24"/>
-        </w:rPr>
-        <w:t>Отцю,</w:t>
-      </w:r>
-      <w:r>
-        <w:rPr>
-          <w:rFonts w:ascii="Times New Roman" w:hAnsi="Times New Roman"/>
-          <w:color w:val="000000"/>
-          <w:sz w:val="24"/>
-        </w:rPr>
-        <w:t xml:space="preserve"> </w:t>
-      </w:r>
-      <w:r>
-        <w:rPr>
-          <w:rFonts w:ascii="Times New Roman" w:hAnsi="Times New Roman"/>
-          <w:color w:val="000000"/>
-          <w:sz w:val="24"/>
-        </w:rPr>
-        <w:t>і</w:t>
-      </w:r>
-      <w:r>
-        <w:rPr>
-          <w:rFonts w:ascii="Times New Roman" w:hAnsi="Times New Roman"/>
-          <w:color w:val="000000"/>
-          <w:sz w:val="24"/>
-        </w:rPr>
-        <w:t xml:space="preserve"> </w:t>
-      </w:r>
-      <w:r>
-        <w:rPr>
-          <w:rFonts w:ascii="Times New Roman" w:hAnsi="Times New Roman"/>
-          <w:color w:val="000000"/>
-          <w:sz w:val="24"/>
-        </w:rPr>
-        <w:t>Сину,</w:t>
-      </w:r>
-      <w:r>
-        <w:rPr>
-          <w:rFonts w:ascii="Times New Roman" w:hAnsi="Times New Roman"/>
-          <w:color w:val="000000"/>
-          <w:sz w:val="24"/>
-        </w:rPr>
-        <w:t xml:space="preserve"> </w:t>
-      </w:r>
-      <w:r>
-        <w:rPr>
-          <w:rFonts w:ascii="Times New Roman" w:hAnsi="Times New Roman"/>
-          <w:color w:val="000000"/>
-          <w:sz w:val="24"/>
-        </w:rPr>
-        <w:t>і</w:t>
-      </w:r>
-      <w:r>
-        <w:rPr>
-          <w:rFonts w:ascii="Times New Roman" w:hAnsi="Times New Roman"/>
-          <w:color w:val="000000"/>
-          <w:sz w:val="24"/>
-        </w:rPr>
-        <w:t xml:space="preserve"> </w:t>
-      </w:r>
-      <w:r>
-        <w:rPr>
-          <w:rFonts w:ascii="Times New Roman" w:hAnsi="Times New Roman"/>
-          <w:color w:val="000000"/>
-          <w:sz w:val="24"/>
-        </w:rPr>
-        <w:t>Святому</w:t>
-      </w:r>
-      <w:r>
-        <w:rPr>
-          <w:rFonts w:ascii="Times New Roman" w:hAnsi="Times New Roman"/>
-          <w:color w:val="000000"/>
-          <w:sz w:val="24"/>
-        </w:rPr>
-        <w:t xml:space="preserve"> </w:t>
-      </w:r>
-      <w:r>
-        <w:rPr>
-          <w:rFonts w:ascii="Times New Roman" w:hAnsi="Times New Roman"/>
-          <w:color w:val="000000"/>
-          <w:sz w:val="24"/>
-        </w:rPr>
-        <w:t>Духові</w:t>
-      </w:r>
-      <w:r>
-        <w:rPr>
-          <w:rFonts w:ascii="Times New Roman" w:hAnsi="Times New Roman"/>
-          <w:sz w:val="24"/>
-        </w:rPr>
-        <w:t>,</w:t>
-      </w:r>
-      <w:r>
-        <w:rPr>
-          <w:rFonts w:ascii="Times New Roman" w:hAnsi="Times New Roman"/>
-          <w:sz w:val="24"/>
-        </w:rPr>
-        <w:t xml:space="preserve"> </w:t>
-      </w:r>
-      <w:r>
-        <w:rPr>
-          <w:rFonts w:ascii="Times New Roman" w:hAnsi="Times New Roman"/>
-          <w:sz w:val="24"/>
-        </w:rPr>
-        <w:t>нині,</w:t>
-      </w:r>
-      <w:r>
-        <w:rPr>
-          <w:rFonts w:ascii="Times New Roman" w:hAnsi="Times New Roman"/>
-          <w:sz w:val="24"/>
-        </w:rPr>
-        <w:t xml:space="preserve"> </w:t>
-      </w:r>
-      <w:r>
-        <w:rPr>
-          <w:rFonts w:ascii="Times New Roman" w:hAnsi="Times New Roman"/>
-          <w:sz w:val="24"/>
-        </w:rPr>
-        <w:t>і</w:t>
-      </w:r>
-      <w:r>
-        <w:rPr>
-          <w:rFonts w:ascii="Times New Roman" w:hAnsi="Times New Roman"/>
-          <w:sz w:val="24"/>
-        </w:rPr>
-        <w:t xml:space="preserve"> </w:t>
-      </w:r>
-      <w:r>
-        <w:rPr>
-          <w:rFonts w:ascii="Times New Roman" w:hAnsi="Times New Roman"/>
-          <w:sz w:val="24"/>
-        </w:rPr>
-        <w:t>повсякчас,</w:t>
-      </w:r>
-      <w:r>
-        <w:rPr>
-          <w:rFonts w:ascii="Times New Roman" w:hAnsi="Times New Roman"/>
-          <w:sz w:val="24"/>
-        </w:rPr>
-        <w:t xml:space="preserve"> </w:t>
-      </w:r>
-      <w:r>
-        <w:rPr>
-          <w:rFonts w:ascii="Times New Roman" w:hAnsi="Times New Roman"/>
-          <w:sz w:val="24"/>
-        </w:rPr>
-        <w:t>і</w:t>
-      </w:r>
-      <w:r>
-        <w:rPr>
-          <w:rFonts w:ascii="Times New Roman" w:hAnsi="Times New Roman"/>
-          <w:sz w:val="24"/>
-        </w:rPr>
-        <w:t xml:space="preserve"> </w:t>
-      </w:r>
-      <w:r>
-        <w:rPr>
-          <w:rFonts w:ascii="Times New Roman" w:hAnsi="Times New Roman"/>
-          <w:sz w:val="24"/>
-        </w:rPr>
-        <w:t>на</w:t>
-      </w:r>
-      <w:r>
-        <w:rPr>
-          <w:rFonts w:ascii="Times New Roman" w:hAnsi="Times New Roman"/>
-          <w:sz w:val="24"/>
-        </w:rPr>
-        <w:t xml:space="preserve"> </w:t>
-      </w:r>
-      <w:r>
-        <w:rPr>
-          <w:rFonts w:ascii="Times New Roman" w:hAnsi="Times New Roman"/>
-          <w:sz w:val="24"/>
-        </w:rPr>
-        <w:t>віки</w:t>
-      </w:r>
-      <w:r>
-        <w:rPr>
-          <w:rFonts w:ascii="Times New Roman" w:hAnsi="Times New Roman"/>
-          <w:sz w:val="24"/>
-        </w:rPr>
-        <w:t xml:space="preserve"> </w:t>
-      </w:r>
-      <w:r>
-        <w:rPr>
-          <w:rFonts w:ascii="Times New Roman" w:hAnsi="Times New Roman"/>
-          <w:sz w:val="24"/>
-        </w:rPr>
-        <w:t>віків.</w:t>
+          <w:sz w:val="24"/>
+        </w:rPr>
+        <w:t xml:space="preserve"> Бо Ти цар миру і Спас душ наших – і Тобі славу возсилаємо, Отцю, і Сину, і Святому Духові, нині, і повсякчас, і на віки віків.</w:t>
       </w:r>
     </w:p>
     <w:p>
@@ -51102,7 +48071,7 @@
         <w:rPr>
           <w:rFonts w:ascii="Times New Roman" w:hAnsi="Times New Roman"/>
           <w:i/>
-          <w:color w:val="FF4400"/>
+          <w:color w:val="FF0000"/>
           <w:sz w:val="24"/>
         </w:rPr>
         <w:t>Священник:</w:t>
@@ -51110,435 +48079,9 @@
       <w:r>
         <w:rPr>
           <w:rFonts w:ascii="Times New Roman" w:hAnsi="Times New Roman"/>
-          <w:i/>
-          <w:color w:val="FF4400"/>
-          <w:sz w:val="24"/>
-        </w:rPr>
-        <w:t xml:space="preserve"> </w:t>
-      </w:r>
-      <w:r>
-        <w:rPr>
-          <w:rFonts w:ascii="Times New Roman" w:hAnsi="Times New Roman"/>
-          <w:color w:val="000000"/>
-          <w:sz w:val="24"/>
-        </w:rPr>
-        <w:t>Бо</w:t>
-      </w:r>
-      <w:r>
-        <w:rPr>
-          <w:rFonts w:ascii="Times New Roman" w:hAnsi="Times New Roman"/>
-          <w:color w:val="000000"/>
-          <w:sz w:val="24"/>
-        </w:rPr>
-        <w:t xml:space="preserve"> </w:t>
-      </w:r>
-      <w:r>
-        <w:rPr>
-          <w:rFonts w:ascii="Times New Roman" w:hAnsi="Times New Roman"/>
-          <w:color w:val="000000"/>
-          <w:sz w:val="24"/>
-        </w:rPr>
-        <w:t>до</w:t>
-      </w:r>
-      <w:r>
-        <w:rPr>
-          <w:rFonts w:ascii="Times New Roman" w:hAnsi="Times New Roman"/>
-          <w:color w:val="000000"/>
-          <w:sz w:val="24"/>
-        </w:rPr>
-        <w:t xml:space="preserve"> </w:t>
-      </w:r>
-      <w:r>
-        <w:rPr>
-          <w:rFonts w:ascii="Times New Roman" w:hAnsi="Times New Roman"/>
-          <w:color w:val="000000"/>
-          <w:sz w:val="24"/>
-        </w:rPr>
-        <w:t>Тебе</w:t>
-      </w:r>
-      <w:r>
-        <w:rPr>
-          <w:rFonts w:ascii="Times New Roman" w:hAnsi="Times New Roman"/>
-          <w:color w:val="000000"/>
-          <w:sz w:val="24"/>
-        </w:rPr>
-        <w:t xml:space="preserve"> </w:t>
-      </w:r>
-      <w:r>
-        <w:rPr>
-          <w:rFonts w:ascii="Times New Roman" w:hAnsi="Times New Roman"/>
-          <w:color w:val="000000"/>
-          <w:sz w:val="24"/>
-        </w:rPr>
-        <w:t>належить</w:t>
-      </w:r>
-      <w:r>
-        <w:rPr>
-          <w:rFonts w:ascii="Times New Roman" w:hAnsi="Times New Roman"/>
-          <w:color w:val="000000"/>
-          <w:sz w:val="24"/>
-        </w:rPr>
-        <w:t xml:space="preserve"> </w:t>
-      </w:r>
-      <w:r>
-        <w:rPr>
-          <w:rFonts w:ascii="Times New Roman" w:hAnsi="Times New Roman"/>
-          <w:color w:val="000000"/>
-          <w:sz w:val="24"/>
-        </w:rPr>
-        <w:t>милувати</w:t>
-      </w:r>
-      <w:r>
-        <w:rPr>
-          <w:rFonts w:ascii="Times New Roman" w:hAnsi="Times New Roman"/>
-          <w:color w:val="000000"/>
-          <w:sz w:val="24"/>
-        </w:rPr>
-        <w:t xml:space="preserve"> </w:t>
-      </w:r>
-      <w:r>
-        <w:rPr>
-          <w:rFonts w:ascii="Times New Roman" w:hAnsi="Times New Roman"/>
-          <w:color w:val="000000"/>
-          <w:sz w:val="24"/>
-        </w:rPr>
-        <w:t>і</w:t>
-      </w:r>
-      <w:r>
-        <w:rPr>
-          <w:rFonts w:ascii="Times New Roman" w:hAnsi="Times New Roman"/>
-          <w:color w:val="000000"/>
-          <w:sz w:val="24"/>
-        </w:rPr>
-        <w:t xml:space="preserve"> </w:t>
-      </w:r>
-      <w:r>
-        <w:rPr>
-          <w:rFonts w:ascii="Times New Roman" w:hAnsi="Times New Roman"/>
-          <w:color w:val="000000"/>
-          <w:sz w:val="24"/>
-        </w:rPr>
-        <w:t>спасати</w:t>
-      </w:r>
-      <w:r>
-        <w:rPr>
-          <w:rFonts w:ascii="Times New Roman" w:hAnsi="Times New Roman"/>
-          <w:color w:val="000000"/>
-          <w:sz w:val="24"/>
-        </w:rPr>
-        <w:t xml:space="preserve"> </w:t>
-      </w:r>
-      <w:r>
-        <w:rPr>
-          <w:rFonts w:ascii="Times New Roman" w:hAnsi="Times New Roman"/>
-          <w:color w:val="000000"/>
-          <w:sz w:val="24"/>
-        </w:rPr>
-        <w:t>нас,</w:t>
-      </w:r>
-      <w:r>
-        <w:rPr>
-          <w:rFonts w:ascii="Times New Roman" w:hAnsi="Times New Roman"/>
-          <w:color w:val="000000"/>
-          <w:sz w:val="24"/>
-        </w:rPr>
-        <w:t xml:space="preserve"> </w:t>
-      </w:r>
-      <w:r>
-        <w:rPr>
-          <w:rFonts w:ascii="Times New Roman" w:hAnsi="Times New Roman"/>
-          <w:color w:val="000000"/>
-          <w:sz w:val="24"/>
-        </w:rPr>
-        <w:t>Боже</w:t>
-      </w:r>
-      <w:r>
-        <w:rPr>
-          <w:rFonts w:ascii="Times New Roman" w:hAnsi="Times New Roman"/>
-          <w:color w:val="000000"/>
-          <w:sz w:val="24"/>
-        </w:rPr>
-        <w:t xml:space="preserve"> </w:t>
-      </w:r>
-      <w:r>
-        <w:rPr>
-          <w:rFonts w:ascii="Times New Roman" w:hAnsi="Times New Roman"/>
-          <w:color w:val="000000"/>
-          <w:sz w:val="24"/>
-        </w:rPr>
-        <w:t>наш,</w:t>
-      </w:r>
-      <w:r>
-        <w:rPr>
-          <w:rFonts w:ascii="Times New Roman" w:hAnsi="Times New Roman"/>
-          <w:color w:val="000000"/>
-          <w:sz w:val="24"/>
-        </w:rPr>
-        <w:t xml:space="preserve"> </w:t>
-      </w:r>
-      <w:r>
-        <w:rPr>
-          <w:rFonts w:ascii="Times New Roman" w:hAnsi="Times New Roman"/>
-          <w:color w:val="000000"/>
-          <w:sz w:val="24"/>
-        </w:rPr>
-        <w:t>і</w:t>
-      </w:r>
-      <w:r>
-        <w:rPr>
-          <w:rFonts w:ascii="Times New Roman" w:hAnsi="Times New Roman"/>
-          <w:color w:val="000000"/>
-          <w:sz w:val="24"/>
-        </w:rPr>
-        <w:t xml:space="preserve"> </w:t>
-      </w:r>
-      <w:r>
-        <w:rPr>
-          <w:rFonts w:ascii="Times New Roman" w:hAnsi="Times New Roman"/>
-          <w:color w:val="000000"/>
-          <w:sz w:val="24"/>
-        </w:rPr>
-        <w:t>Тобі</w:t>
-      </w:r>
-      <w:r>
-        <w:rPr>
-          <w:rFonts w:ascii="Times New Roman" w:hAnsi="Times New Roman"/>
-          <w:color w:val="000000"/>
-          <w:sz w:val="24"/>
-        </w:rPr>
-        <w:t xml:space="preserve"> </w:t>
-      </w:r>
-      <w:r>
-        <w:rPr>
-          <w:rFonts w:ascii="Times New Roman" w:hAnsi="Times New Roman"/>
-          <w:color w:val="000000"/>
-          <w:sz w:val="24"/>
-        </w:rPr>
-        <w:t>славу</w:t>
-      </w:r>
-      <w:r>
-        <w:rPr>
-          <w:rFonts w:ascii="Times New Roman" w:hAnsi="Times New Roman"/>
-          <w:color w:val="000000"/>
-          <w:sz w:val="24"/>
-        </w:rPr>
-        <w:t xml:space="preserve"> </w:t>
-      </w:r>
-      <w:r>
-        <w:rPr>
-          <w:rFonts w:ascii="Times New Roman" w:hAnsi="Times New Roman"/>
-          <w:color w:val="000000"/>
-          <w:sz w:val="24"/>
-        </w:rPr>
-        <w:t>віддаємо,</w:t>
-      </w:r>
-      <w:r>
-        <w:rPr>
-          <w:rFonts w:ascii="Times New Roman" w:hAnsi="Times New Roman"/>
-          <w:color w:val="000000"/>
-          <w:sz w:val="24"/>
-        </w:rPr>
-        <w:t xml:space="preserve"> </w:t>
-      </w:r>
-      <w:r>
-        <w:rPr>
-          <w:rFonts w:ascii="Times New Roman" w:hAnsi="Times New Roman"/>
-          <w:color w:val="000000"/>
-          <w:sz w:val="24"/>
-        </w:rPr>
-        <w:t>Отцю,</w:t>
-      </w:r>
-      <w:r>
-        <w:rPr>
-          <w:rFonts w:ascii="Times New Roman" w:hAnsi="Times New Roman"/>
-          <w:color w:val="000000"/>
-          <w:sz w:val="24"/>
-        </w:rPr>
-        <w:t xml:space="preserve"> </w:t>
-      </w:r>
-      <w:r>
-        <w:rPr>
-          <w:rFonts w:ascii="Times New Roman" w:hAnsi="Times New Roman"/>
-          <w:color w:val="000000"/>
-          <w:sz w:val="24"/>
-        </w:rPr>
-        <w:t>і</w:t>
-      </w:r>
-      <w:r>
-        <w:rPr>
-          <w:rFonts w:ascii="Times New Roman" w:hAnsi="Times New Roman"/>
-          <w:color w:val="000000"/>
-          <w:sz w:val="24"/>
-        </w:rPr>
-        <w:t xml:space="preserve"> </w:t>
-      </w:r>
-      <w:r>
-        <w:rPr>
-          <w:rFonts w:ascii="Times New Roman" w:hAnsi="Times New Roman"/>
-          <w:color w:val="000000"/>
-          <w:sz w:val="24"/>
-        </w:rPr>
-        <w:t>Сину,</w:t>
-      </w:r>
-      <w:r>
-        <w:rPr>
-          <w:rFonts w:ascii="Times New Roman" w:hAnsi="Times New Roman"/>
-          <w:color w:val="000000"/>
-          <w:sz w:val="24"/>
-        </w:rPr>
-        <w:t xml:space="preserve"> </w:t>
-      </w:r>
-      <w:r>
-        <w:rPr>
-          <w:rFonts w:ascii="Times New Roman" w:hAnsi="Times New Roman"/>
-          <w:color w:val="000000"/>
-          <w:sz w:val="24"/>
-        </w:rPr>
-        <w:t>і</w:t>
-      </w:r>
-      <w:r>
-        <w:rPr>
-          <w:rFonts w:ascii="Times New Roman" w:hAnsi="Times New Roman"/>
-          <w:color w:val="000000"/>
-          <w:sz w:val="24"/>
-        </w:rPr>
-        <w:t xml:space="preserve"> </w:t>
-      </w:r>
-      <w:r>
-        <w:rPr>
-          <w:rFonts w:ascii="Times New Roman" w:hAnsi="Times New Roman"/>
-          <w:color w:val="000000"/>
-          <w:sz w:val="24"/>
-        </w:rPr>
-        <w:t>Святому</w:t>
-      </w:r>
-      <w:r>
-        <w:rPr>
-          <w:rFonts w:ascii="Times New Roman" w:hAnsi="Times New Roman"/>
-          <w:color w:val="000000"/>
-          <w:sz w:val="24"/>
-        </w:rPr>
-        <w:t xml:space="preserve"> </w:t>
-      </w:r>
-      <w:r>
-        <w:rPr>
-          <w:rFonts w:ascii="Times New Roman" w:hAnsi="Times New Roman"/>
-          <w:color w:val="000000"/>
-          <w:sz w:val="24"/>
-        </w:rPr>
-        <w:t>Духові,</w:t>
-      </w:r>
-      <w:r>
-        <w:rPr>
-          <w:rFonts w:ascii="Times New Roman" w:hAnsi="Times New Roman"/>
-          <w:color w:val="000000"/>
-          <w:sz w:val="24"/>
-        </w:rPr>
-        <w:t xml:space="preserve"> </w:t>
-      </w:r>
-      <w:r>
-        <w:rPr>
-          <w:rFonts w:ascii="Times New Roman" w:hAnsi="Times New Roman"/>
-          <w:color w:val="000000"/>
-          <w:sz w:val="24"/>
-        </w:rPr>
-        <w:t>нині,</w:t>
-      </w:r>
-      <w:r>
-        <w:rPr>
-          <w:rFonts w:ascii="Times New Roman" w:hAnsi="Times New Roman"/>
-          <w:color w:val="000000"/>
-          <w:sz w:val="24"/>
-        </w:rPr>
-        <w:t xml:space="preserve"> </w:t>
-      </w:r>
-      <w:r>
-        <w:rPr>
-          <w:rFonts w:ascii="Times New Roman" w:hAnsi="Times New Roman"/>
-          <w:color w:val="000000"/>
-          <w:sz w:val="24"/>
-        </w:rPr>
-        <w:t>і</w:t>
-      </w:r>
-      <w:r>
-        <w:rPr>
-          <w:rFonts w:ascii="Times New Roman" w:hAnsi="Times New Roman"/>
-          <w:color w:val="000000"/>
-          <w:sz w:val="24"/>
-        </w:rPr>
-        <w:t xml:space="preserve"> </w:t>
-      </w:r>
-      <w:r>
-        <w:rPr>
-          <w:rFonts w:ascii="Times New Roman" w:hAnsi="Times New Roman"/>
-          <w:color w:val="000000"/>
-          <w:sz w:val="24"/>
-        </w:rPr>
-        <w:t>повсякчас,</w:t>
-      </w:r>
-      <w:r>
-        <w:rPr>
-          <w:rFonts w:ascii="Times New Roman" w:hAnsi="Times New Roman"/>
-          <w:color w:val="000000"/>
-          <w:sz w:val="24"/>
-        </w:rPr>
-        <w:t xml:space="preserve"> </w:t>
-      </w:r>
-      <w:r>
-        <w:rPr>
-          <w:rFonts w:ascii="Times New Roman" w:hAnsi="Times New Roman"/>
-          <w:color w:val="000000"/>
-          <w:sz w:val="24"/>
-        </w:rPr>
-        <w:t>і</w:t>
-      </w:r>
-      <w:r>
-        <w:rPr>
-          <w:rFonts w:ascii="Times New Roman" w:hAnsi="Times New Roman"/>
-          <w:color w:val="000000"/>
-          <w:sz w:val="24"/>
-        </w:rPr>
-        <w:t xml:space="preserve"> </w:t>
-      </w:r>
-      <w:r>
-        <w:rPr>
-          <w:rFonts w:ascii="Times New Roman" w:hAnsi="Times New Roman"/>
-          <w:color w:val="000000"/>
-          <w:sz w:val="24"/>
-        </w:rPr>
-        <w:t>на</w:t>
-      </w:r>
-      <w:r>
-        <w:rPr>
-          <w:rFonts w:ascii="Times New Roman" w:hAnsi="Times New Roman"/>
-          <w:color w:val="000000"/>
-          <w:sz w:val="24"/>
-        </w:rPr>
-        <w:t xml:space="preserve"> </w:t>
-      </w:r>
-      <w:r>
-        <w:rPr>
-          <w:rFonts w:ascii="Times New Roman" w:hAnsi="Times New Roman"/>
-          <w:color w:val="000000"/>
-          <w:sz w:val="24"/>
-        </w:rPr>
-        <w:t>віки</w:t>
-      </w:r>
-      <w:r>
-        <w:rPr>
-          <w:rFonts w:ascii="Times New Roman" w:hAnsi="Times New Roman"/>
-          <w:color w:val="000000"/>
-          <w:sz w:val="24"/>
-        </w:rPr>
-        <w:t xml:space="preserve"> </w:t>
-      </w:r>
-      <w:r>
-        <w:rPr>
-          <w:rFonts w:ascii="Times New Roman" w:hAnsi="Times New Roman"/>
-          <w:color w:val="000000"/>
-          <w:sz w:val="24"/>
-        </w:rPr>
-        <w:t>віків.</w:t>
+          <w:sz w:val="24"/>
+        </w:rPr>
+        <w:t xml:space="preserve"> Бо до Тебе належить милувати і спасати нас, Боже наш, і Тобі славу віддаємо, Отцю, і Сину, і Святому Духові, нині, і повсякчас, і на віки віків.</w:t>
       </w:r>
     </w:p>
     <w:p>
@@ -53599,294 +50142,7 @@
           <w:rFonts w:ascii="Times New Roman" w:hAnsi="Times New Roman"/>
           <w:sz w:val="24"/>
         </w:rPr>
-        <w:t xml:space="preserve"> </w:t>
-      </w:r>
-      <w:r>
-        <w:rPr>
-          <w:rFonts w:ascii="Times New Roman" w:hAnsi="Times New Roman"/>
-          <w:sz w:val="24"/>
-        </w:rPr>
-        <w:t>Бо</w:t>
-      </w:r>
-      <w:r>
-        <w:rPr>
-          <w:rFonts w:ascii="Times New Roman" w:hAnsi="Times New Roman"/>
-          <w:sz w:val="24"/>
-        </w:rPr>
-        <w:t xml:space="preserve"> </w:t>
-      </w:r>
-      <w:r>
-        <w:rPr>
-          <w:rFonts w:ascii="Times New Roman" w:hAnsi="Times New Roman"/>
-          <w:sz w:val="24"/>
-        </w:rPr>
-        <w:t>Твоє</w:t>
-      </w:r>
-      <w:r>
-        <w:rPr>
-          <w:rFonts w:ascii="Times New Roman" w:hAnsi="Times New Roman"/>
-          <w:sz w:val="24"/>
-        </w:rPr>
-        <w:t xml:space="preserve"> </w:t>
-      </w:r>
-      <w:r>
-        <w:rPr>
-          <w:rFonts w:ascii="Times New Roman" w:hAnsi="Times New Roman"/>
-          <w:sz w:val="24"/>
-        </w:rPr>
-        <w:t>є</w:t>
-      </w:r>
-      <w:r>
-        <w:rPr>
-          <w:rFonts w:ascii="Times New Roman" w:hAnsi="Times New Roman"/>
-          <w:sz w:val="24"/>
-        </w:rPr>
-        <w:t xml:space="preserve"> </w:t>
-      </w:r>
-      <w:r>
-        <w:rPr>
-          <w:rFonts w:ascii="Times New Roman" w:hAnsi="Times New Roman"/>
-          <w:sz w:val="24"/>
-        </w:rPr>
-        <w:t>царство,</w:t>
-      </w:r>
-      <w:r>
-        <w:rPr>
-          <w:rFonts w:ascii="Times New Roman" w:hAnsi="Times New Roman"/>
-          <w:sz w:val="24"/>
-        </w:rPr>
-        <w:t xml:space="preserve"> </w:t>
-      </w:r>
-      <w:r>
-        <w:rPr>
-          <w:rFonts w:ascii="Times New Roman" w:hAnsi="Times New Roman"/>
-          <w:sz w:val="24"/>
-        </w:rPr>
-        <w:t>і</w:t>
-      </w:r>
-      <w:r>
-        <w:rPr>
-          <w:rFonts w:ascii="Times New Roman" w:hAnsi="Times New Roman"/>
-          <w:sz w:val="24"/>
-        </w:rPr>
-        <w:t xml:space="preserve"> </w:t>
-      </w:r>
-      <w:r>
-        <w:rPr>
-          <w:rFonts w:ascii="Times New Roman" w:hAnsi="Times New Roman"/>
-          <w:sz w:val="24"/>
-        </w:rPr>
-        <w:t>сила,</w:t>
-      </w:r>
-      <w:r>
-        <w:rPr>
-          <w:rFonts w:ascii="Times New Roman" w:hAnsi="Times New Roman"/>
-          <w:sz w:val="24"/>
-        </w:rPr>
-        <w:t xml:space="preserve"> </w:t>
-      </w:r>
-      <w:r>
-        <w:rPr>
-          <w:rFonts w:ascii="Times New Roman" w:hAnsi="Times New Roman"/>
-          <w:sz w:val="24"/>
-        </w:rPr>
-        <w:t>і</w:t>
-      </w:r>
-      <w:r>
-        <w:rPr>
-          <w:rFonts w:ascii="Times New Roman" w:hAnsi="Times New Roman"/>
-          <w:sz w:val="24"/>
-        </w:rPr>
-        <w:t xml:space="preserve"> </w:t>
-      </w:r>
-      <w:r>
-        <w:rPr>
-          <w:rFonts w:ascii="Times New Roman" w:hAnsi="Times New Roman"/>
-          <w:sz w:val="24"/>
-        </w:rPr>
-        <w:t>слава,</w:t>
-      </w:r>
-      <w:r>
-        <w:rPr>
-          <w:rFonts w:ascii="Times New Roman" w:hAnsi="Times New Roman"/>
-          <w:sz w:val="24"/>
-        </w:rPr>
-        <w:t xml:space="preserve"> </w:t>
-      </w:r>
-      <w:r>
-        <w:rPr>
-          <w:rFonts w:ascii="Times New Roman" w:hAnsi="Times New Roman"/>
-          <w:sz w:val="24"/>
-        </w:rPr>
-        <w:t>Отця,</w:t>
-      </w:r>
-      <w:r>
-        <w:rPr>
-          <w:rFonts w:ascii="Times New Roman" w:hAnsi="Times New Roman"/>
-          <w:sz w:val="24"/>
-        </w:rPr>
-        <w:t xml:space="preserve"> </w:t>
-      </w:r>
-      <w:r>
-        <w:rPr>
-          <w:rFonts w:ascii="Times New Roman" w:hAnsi="Times New Roman"/>
-          <w:sz w:val="24"/>
-        </w:rPr>
-        <w:t>і</w:t>
-      </w:r>
-      <w:r>
-        <w:rPr>
-          <w:rFonts w:ascii="Times New Roman" w:hAnsi="Times New Roman"/>
-          <w:sz w:val="24"/>
-        </w:rPr>
-        <w:t xml:space="preserve"> </w:t>
-      </w:r>
-      <w:r>
-        <w:rPr>
-          <w:rFonts w:ascii="Times New Roman" w:hAnsi="Times New Roman"/>
-          <w:sz w:val="24"/>
-        </w:rPr>
-        <w:t>Сина,</w:t>
-      </w:r>
-      <w:r>
-        <w:rPr>
-          <w:rFonts w:ascii="Times New Roman" w:hAnsi="Times New Roman"/>
-          <w:sz w:val="24"/>
-        </w:rPr>
-        <w:t xml:space="preserve"> </w:t>
-      </w:r>
-      <w:r>
-        <w:rPr>
-          <w:rFonts w:ascii="Times New Roman" w:hAnsi="Times New Roman"/>
-          <w:sz w:val="24"/>
-        </w:rPr>
-        <w:t>і</w:t>
-      </w:r>
-      <w:r>
-        <w:rPr>
-          <w:rFonts w:ascii="Times New Roman" w:hAnsi="Times New Roman"/>
-          <w:sz w:val="24"/>
-        </w:rPr>
-        <w:t xml:space="preserve"> </w:t>
-      </w:r>
-      <w:r>
-        <w:rPr>
-          <w:rFonts w:ascii="Times New Roman" w:hAnsi="Times New Roman"/>
-          <w:sz w:val="24"/>
-        </w:rPr>
-        <w:t>Святого</w:t>
-      </w:r>
-      <w:r>
-        <w:rPr>
-          <w:rFonts w:ascii="Times New Roman" w:hAnsi="Times New Roman"/>
-          <w:sz w:val="24"/>
-        </w:rPr>
-        <w:t xml:space="preserve"> </w:t>
-      </w:r>
-      <w:r>
-        <w:rPr>
-          <w:rFonts w:ascii="Times New Roman" w:hAnsi="Times New Roman"/>
-          <w:sz w:val="24"/>
-        </w:rPr>
-        <w:t>Духа,</w:t>
-      </w:r>
-      <w:r>
-        <w:rPr>
-          <w:rFonts w:ascii="Times New Roman" w:hAnsi="Times New Roman"/>
-          <w:sz w:val="24"/>
-        </w:rPr>
-        <w:t xml:space="preserve"> </w:t>
-      </w:r>
-      <w:r>
-        <w:rPr>
-          <w:rFonts w:ascii="Times New Roman" w:hAnsi="Times New Roman"/>
-          <w:sz w:val="24"/>
-        </w:rPr>
-        <w:t>нині,</w:t>
-      </w:r>
-      <w:r>
-        <w:rPr>
-          <w:rFonts w:ascii="Times New Roman" w:hAnsi="Times New Roman"/>
-          <w:sz w:val="24"/>
-        </w:rPr>
-        <w:t xml:space="preserve"> </w:t>
-      </w:r>
-      <w:r>
-        <w:rPr>
-          <w:rFonts w:ascii="Times New Roman" w:hAnsi="Times New Roman"/>
-          <w:sz w:val="24"/>
-        </w:rPr>
-        <w:t>і</w:t>
-      </w:r>
-      <w:r>
-        <w:rPr>
-          <w:rFonts w:ascii="Times New Roman" w:hAnsi="Times New Roman"/>
-          <w:sz w:val="24"/>
-        </w:rPr>
-        <w:t xml:space="preserve"> </w:t>
-      </w:r>
-      <w:r>
-        <w:rPr>
-          <w:rFonts w:ascii="Times New Roman" w:hAnsi="Times New Roman"/>
-          <w:sz w:val="24"/>
-        </w:rPr>
-        <w:t>повсякчас,</w:t>
-      </w:r>
-      <w:r>
-        <w:rPr>
-          <w:rFonts w:ascii="Times New Roman" w:hAnsi="Times New Roman"/>
-          <w:sz w:val="24"/>
-        </w:rPr>
-        <w:t xml:space="preserve"> </w:t>
-      </w:r>
-      <w:r>
-        <w:rPr>
-          <w:rFonts w:ascii="Times New Roman" w:hAnsi="Times New Roman"/>
-          <w:sz w:val="24"/>
-        </w:rPr>
-        <w:t>і</w:t>
-      </w:r>
-      <w:r>
-        <w:rPr>
-          <w:rFonts w:ascii="Times New Roman" w:hAnsi="Times New Roman"/>
-          <w:sz w:val="24"/>
-        </w:rPr>
-        <w:t xml:space="preserve"> </w:t>
-      </w:r>
-      <w:r>
-        <w:rPr>
-          <w:rFonts w:ascii="Times New Roman" w:hAnsi="Times New Roman"/>
-          <w:sz w:val="24"/>
-        </w:rPr>
-        <w:t>на</w:t>
-      </w:r>
-      <w:r>
-        <w:rPr>
-          <w:rFonts w:ascii="Times New Roman" w:hAnsi="Times New Roman"/>
-          <w:sz w:val="24"/>
-        </w:rPr>
-        <w:t xml:space="preserve"> </w:t>
-      </w:r>
-      <w:r>
-        <w:rPr>
-          <w:rFonts w:ascii="Times New Roman" w:hAnsi="Times New Roman"/>
-          <w:sz w:val="24"/>
-        </w:rPr>
-        <w:t>віки</w:t>
-      </w:r>
-      <w:r>
-        <w:rPr>
-          <w:rFonts w:ascii="Times New Roman" w:hAnsi="Times New Roman"/>
-          <w:sz w:val="24"/>
-        </w:rPr>
-        <w:t xml:space="preserve"> </w:t>
-      </w:r>
-      <w:r>
-        <w:rPr>
-          <w:rFonts w:ascii="Times New Roman" w:hAnsi="Times New Roman"/>
-          <w:sz w:val="24"/>
-        </w:rPr>
-        <w:t>віків.</w:t>
+        <w:t xml:space="preserve"> Бо Твоє є царство, і сила, і слава, Отця, і Сина, і Святого Духа, нині, і повсякчас, і на віки віків.</w:t>
       </w:r>
     </w:p>
     <w:p>
@@ -55934,7 +52190,7 @@
         <w:rPr>
           <w:rFonts w:ascii="Times New Roman" w:hAnsi="Times New Roman"/>
           <w:i/>
-          <w:color w:val="FF4400"/>
+          <w:color w:val="FF0000"/>
           <w:sz w:val="24"/>
         </w:rPr>
         <w:t>Священник:</w:t>
@@ -55942,326 +52198,9 @@
       <w:r>
         <w:rPr>
           <w:rFonts w:ascii="Times New Roman" w:hAnsi="Times New Roman"/>
-          <w:i/>
-          <w:color w:val="FF4400"/>
-          <w:sz w:val="24"/>
-        </w:rPr>
-        <w:t xml:space="preserve"> </w:t>
-      </w:r>
-      <w:r>
-        <w:rPr>
-          <w:rFonts w:ascii="Times New Roman" w:hAnsi="Times New Roman"/>
-          <w:sz w:val="24"/>
-        </w:rPr>
-        <w:t>Бо</w:t>
-      </w:r>
-      <w:r>
-        <w:rPr>
-          <w:rFonts w:ascii="Times New Roman" w:hAnsi="Times New Roman"/>
-          <w:sz w:val="24"/>
-        </w:rPr>
-        <w:t xml:space="preserve"> </w:t>
-      </w:r>
-      <w:r>
-        <w:rPr>
-          <w:rFonts w:ascii="Times New Roman" w:hAnsi="Times New Roman"/>
-          <w:sz w:val="24"/>
-        </w:rPr>
-        <w:t>милостивий</w:t>
-      </w:r>
-      <w:r>
-        <w:rPr>
-          <w:rFonts w:ascii="Times New Roman" w:hAnsi="Times New Roman"/>
-          <w:sz w:val="24"/>
-        </w:rPr>
-        <w:t xml:space="preserve"> </w:t>
-      </w:r>
-      <w:r>
-        <w:rPr>
-          <w:rFonts w:ascii="Times New Roman" w:hAnsi="Times New Roman"/>
-          <w:sz w:val="24"/>
-        </w:rPr>
-        <w:t>і</w:t>
-      </w:r>
-      <w:r>
-        <w:rPr>
-          <w:rFonts w:ascii="Times New Roman" w:hAnsi="Times New Roman"/>
-          <w:sz w:val="24"/>
-        </w:rPr>
-        <w:t xml:space="preserve"> </w:t>
-      </w:r>
-      <w:r>
-        <w:rPr>
-          <w:rFonts w:ascii="Times New Roman" w:hAnsi="Times New Roman"/>
-          <w:sz w:val="24"/>
-        </w:rPr>
-        <w:t>людинолюбний</w:t>
-      </w:r>
-      <w:r>
-        <w:rPr>
-          <w:rFonts w:ascii="Times New Roman" w:hAnsi="Times New Roman"/>
-          <w:sz w:val="24"/>
-        </w:rPr>
-        <w:t xml:space="preserve"> </w:t>
-      </w:r>
-      <w:r>
-        <w:rPr>
-          <w:rFonts w:ascii="Times New Roman" w:hAnsi="Times New Roman"/>
-          <w:sz w:val="24"/>
-        </w:rPr>
-        <w:t>Бог</w:t>
-      </w:r>
-      <w:r>
-        <w:rPr>
-          <w:rFonts w:ascii="Times New Roman" w:hAnsi="Times New Roman"/>
-          <w:sz w:val="24"/>
-        </w:rPr>
-        <w:t xml:space="preserve"> </w:t>
-      </w:r>
-      <w:r>
-        <w:rPr>
-          <w:rFonts w:ascii="Times New Roman" w:hAnsi="Times New Roman"/>
-          <w:sz w:val="24"/>
-        </w:rPr>
-        <w:t>єси,</w:t>
-      </w:r>
-      <w:r>
-        <w:rPr>
-          <w:rFonts w:ascii="Times New Roman" w:hAnsi="Times New Roman"/>
-          <w:sz w:val="24"/>
-        </w:rPr>
-        <w:t xml:space="preserve"> </w:t>
-      </w:r>
-      <w:r>
-        <w:rPr>
-          <w:rFonts w:ascii="Times New Roman" w:hAnsi="Times New Roman"/>
-          <w:sz w:val="24"/>
-        </w:rPr>
-        <w:t>і</w:t>
-      </w:r>
-      <w:r>
-        <w:rPr>
-          <w:rFonts w:ascii="Times New Roman" w:hAnsi="Times New Roman"/>
-          <w:sz w:val="24"/>
-        </w:rPr>
-        <w:t xml:space="preserve"> </w:t>
-      </w:r>
-      <w:r>
-        <w:rPr>
-          <w:rFonts w:ascii="Times New Roman" w:hAnsi="Times New Roman"/>
-          <w:sz w:val="24"/>
-        </w:rPr>
-        <w:t>Тобі</w:t>
-      </w:r>
-      <w:r>
-        <w:rPr>
-          <w:rFonts w:ascii="Times New Roman" w:hAnsi="Times New Roman"/>
-          <w:sz w:val="24"/>
-        </w:rPr>
-        <w:t xml:space="preserve"> </w:t>
-      </w:r>
-      <w:r>
-        <w:rPr>
-          <w:rFonts w:ascii="Times New Roman" w:hAnsi="Times New Roman"/>
-          <w:sz w:val="24"/>
-        </w:rPr>
-        <w:t>славу</w:t>
-      </w:r>
-      <w:r>
-        <w:rPr>
-          <w:rFonts w:ascii="Times New Roman" w:hAnsi="Times New Roman"/>
-          <w:sz w:val="24"/>
-        </w:rPr>
-        <w:t xml:space="preserve"> </w:t>
-      </w:r>
-      <w:r>
-        <w:rPr>
-          <w:rFonts w:ascii="Times New Roman" w:hAnsi="Times New Roman"/>
-          <w:sz w:val="24"/>
-        </w:rPr>
-        <w:t>возсилаємо,</w:t>
-      </w:r>
-      <w:r>
-        <w:rPr>
-          <w:rFonts w:ascii="Times New Roman" w:hAnsi="Times New Roman"/>
-          <w:sz w:val="24"/>
-        </w:rPr>
-        <w:t xml:space="preserve"> </w:t>
-      </w:r>
-      <w:r>
-        <w:rPr>
-          <w:rFonts w:ascii="Times New Roman" w:hAnsi="Times New Roman"/>
-          <w:sz w:val="24"/>
-        </w:rPr>
-        <w:t>Отцю,</w:t>
-      </w:r>
-      <w:r>
-        <w:rPr>
-          <w:rFonts w:ascii="Times New Roman" w:hAnsi="Times New Roman"/>
-          <w:sz w:val="24"/>
-        </w:rPr>
-        <w:t xml:space="preserve"> </w:t>
-      </w:r>
-      <w:r>
-        <w:rPr>
-          <w:rFonts w:ascii="Times New Roman" w:hAnsi="Times New Roman"/>
-          <w:sz w:val="24"/>
-        </w:rPr>
-        <w:t>і</w:t>
-      </w:r>
-      <w:r>
-        <w:rPr>
-          <w:rFonts w:ascii="Times New Roman" w:hAnsi="Times New Roman"/>
-          <w:sz w:val="24"/>
-        </w:rPr>
-        <w:t xml:space="preserve"> </w:t>
-      </w:r>
-      <w:r>
-        <w:rPr>
-          <w:rFonts w:ascii="Times New Roman" w:hAnsi="Times New Roman"/>
-          <w:sz w:val="24"/>
-        </w:rPr>
-        <w:t>Сину,</w:t>
-      </w:r>
-      <w:r>
-        <w:rPr>
-          <w:rFonts w:ascii="Times New Roman" w:hAnsi="Times New Roman"/>
-          <w:sz w:val="24"/>
-        </w:rPr>
-        <w:t xml:space="preserve"> </w:t>
-      </w:r>
-      <w:r>
-        <w:rPr>
-          <w:rFonts w:ascii="Times New Roman" w:hAnsi="Times New Roman"/>
-          <w:sz w:val="24"/>
-        </w:rPr>
-        <w:t>і</w:t>
-      </w:r>
-      <w:r>
-        <w:rPr>
-          <w:rFonts w:ascii="Times New Roman" w:hAnsi="Times New Roman"/>
-          <w:sz w:val="24"/>
-        </w:rPr>
-        <w:t xml:space="preserve"> </w:t>
-      </w:r>
-      <w:r>
-        <w:rPr>
-          <w:rFonts w:ascii="Times New Roman" w:hAnsi="Times New Roman"/>
-          <w:sz w:val="24"/>
-        </w:rPr>
-        <w:t>Святому</w:t>
-      </w:r>
-      <w:r>
-        <w:rPr>
-          <w:rFonts w:ascii="Times New Roman" w:hAnsi="Times New Roman"/>
-          <w:sz w:val="24"/>
-        </w:rPr>
-        <w:t xml:space="preserve"> </w:t>
-      </w:r>
-      <w:r>
-        <w:rPr>
-          <w:rFonts w:ascii="Times New Roman" w:hAnsi="Times New Roman"/>
-          <w:sz w:val="24"/>
-        </w:rPr>
-        <w:t>Духові,</w:t>
-      </w:r>
-      <w:r>
-        <w:rPr>
-          <w:rFonts w:ascii="Times New Roman" w:hAnsi="Times New Roman"/>
-          <w:sz w:val="24"/>
-        </w:rPr>
-        <w:t xml:space="preserve"> </w:t>
-      </w:r>
-      <w:r>
-        <w:rPr>
-          <w:rFonts w:ascii="Times New Roman" w:hAnsi="Times New Roman"/>
-          <w:sz w:val="24"/>
-        </w:rPr>
-        <w:t>нині,</w:t>
-      </w:r>
-      <w:r>
-        <w:rPr>
-          <w:rFonts w:ascii="Times New Roman" w:hAnsi="Times New Roman"/>
-          <w:sz w:val="24"/>
-        </w:rPr>
-        <w:t xml:space="preserve"> </w:t>
-      </w:r>
-      <w:r>
-        <w:rPr>
-          <w:rFonts w:ascii="Times New Roman" w:hAnsi="Times New Roman"/>
-          <w:sz w:val="24"/>
-        </w:rPr>
-        <w:t>і</w:t>
-      </w:r>
-      <w:r>
-        <w:rPr>
-          <w:rFonts w:ascii="Times New Roman" w:hAnsi="Times New Roman"/>
-          <w:sz w:val="24"/>
-        </w:rPr>
-        <w:t xml:space="preserve"> </w:t>
-      </w:r>
-      <w:r>
-        <w:rPr>
-          <w:rFonts w:ascii="Times New Roman" w:hAnsi="Times New Roman"/>
-          <w:sz w:val="24"/>
-        </w:rPr>
-        <w:t>повсякчас,</w:t>
-      </w:r>
-      <w:r>
-        <w:rPr>
-          <w:rFonts w:ascii="Times New Roman" w:hAnsi="Times New Roman"/>
-          <w:sz w:val="24"/>
-        </w:rPr>
-        <w:t xml:space="preserve"> </w:t>
-      </w:r>
-      <w:r>
-        <w:rPr>
-          <w:rFonts w:ascii="Times New Roman" w:hAnsi="Times New Roman"/>
-          <w:sz w:val="24"/>
-        </w:rPr>
-        <w:t>і</w:t>
-      </w:r>
-      <w:r>
-        <w:rPr>
-          <w:rFonts w:ascii="Times New Roman" w:hAnsi="Times New Roman"/>
-          <w:sz w:val="24"/>
-        </w:rPr>
-        <w:t xml:space="preserve"> </w:t>
-      </w:r>
-      <w:r>
-        <w:rPr>
-          <w:rFonts w:ascii="Times New Roman" w:hAnsi="Times New Roman"/>
-          <w:sz w:val="24"/>
-        </w:rPr>
-        <w:t>на</w:t>
-      </w:r>
-      <w:r>
-        <w:rPr>
-          <w:rFonts w:ascii="Times New Roman" w:hAnsi="Times New Roman"/>
-          <w:sz w:val="24"/>
-        </w:rPr>
-        <w:t xml:space="preserve"> </w:t>
-      </w:r>
-      <w:r>
-        <w:rPr>
-          <w:rFonts w:ascii="Times New Roman" w:hAnsi="Times New Roman"/>
-          <w:sz w:val="24"/>
-        </w:rPr>
-        <w:t>віки</w:t>
-      </w:r>
-      <w:r>
-        <w:rPr>
-          <w:rFonts w:ascii="Times New Roman" w:hAnsi="Times New Roman"/>
-          <w:sz w:val="24"/>
-        </w:rPr>
-        <w:t xml:space="preserve"> </w:t>
-      </w:r>
-      <w:r>
-        <w:rPr>
-          <w:rFonts w:ascii="Times New Roman" w:hAnsi="Times New Roman"/>
-          <w:sz w:val="24"/>
-        </w:rPr>
-        <w:t>віків.</w:t>
+          <w:sz w:val="24"/>
+        </w:rPr>
+        <w:t xml:space="preserve"> Бо милостивий і людинолюбний Бог єси, і Тобі славу возсилаємо, Отцю, і Сину, і Святому Духові, нині, і повсякчас, і на віки віків.</w:t>
       </w:r>
     </w:p>
     <w:p>
@@ -56382,8 +52321,20 @@
           <w:color w:val="FF0000"/>
           <w:sz w:val="24"/>
         </w:rPr>
-        <w:t>Священ</w:t>
-      </w:r>
+        <w:t>Священник:</w:t>
+      </w:r>
+      <w:r>
+        <w:rPr>
+          <w:rFonts w:ascii="Times New Roman" w:hAnsi="Times New Roman"/>
+          <w:sz w:val="24"/>
+        </w:rPr>
+        <w:t xml:space="preserve"> Сла́ва Тобі́, Хри́сте Бо́же, упова́ння на́ше, сла́ва Тобі́!</w:t>
+      </w:r>
+    </w:p>
+    <w:p>
+      <w:pPr>
+        <w:spacing w:after="120"/>
+      </w:pPr>
       <w:r>
         <w:rPr>
           <w:rFonts w:ascii="Times New Roman" w:hAnsi="Times New Roman"/>
@@ -56391,7 +52342,22 @@
           <w:color w:val="FF0000"/>
           <w:sz w:val="24"/>
         </w:rPr>
-        <w:t>н</w:t>
+        <w:t>Вірні:</w:t>
+      </w:r>
+      <w:r>
+        <w:rPr>
+          <w:rFonts w:ascii="Times New Roman" w:hAnsi="Times New Roman"/>
+          <w:color w:val="FF0000"/>
+          <w:sz w:val="24"/>
+        </w:rPr>
+        <w:t xml:space="preserve"> </w:t>
+      </w:r>
+      <w:r>
+        <w:rPr>
+          <w:rFonts w:ascii="Times New Roman" w:hAnsi="Times New Roman"/>
+          <w:sz w:val="24"/>
+        </w:rPr>
+        <w:t xml:space="preserve">Сла́ва Отцю́, і Си́ну, і Свято́му Ду́хові, і ни́ні, і повсякча́с, і на ві́ки вікі́в. Амі́нь. Го́споди, поми́луй. </w:t>
       </w:r>
       <w:r>
         <w:rPr>
@@ -56400,22 +52366,14 @@
           <w:color w:val="FF0000"/>
           <w:sz w:val="24"/>
         </w:rPr>
-        <w:t>ик:</w:t>
-      </w:r>
-      <w:r>
-        <w:rPr>
-          <w:rFonts w:ascii="Times New Roman" w:hAnsi="Times New Roman"/>
-          <w:color w:val="FF0000"/>
-          <w:sz w:val="24"/>
-        </w:rPr>
-        <w:t xml:space="preserve"> </w:t>
-      </w:r>
-      <w:r>
-        <w:rPr>
-          <w:rFonts w:ascii="Times New Roman" w:hAnsi="Times New Roman"/>
-          <w:sz w:val="24"/>
-        </w:rPr>
-        <w:t>Сла́ва Тобі́, Хри́сте Бо́же, упова́ння на́ше, сла́ва Тобі́!</w:t>
+        <w:t>(3 р.)</w:t>
+      </w:r>
+      <w:r>
+        <w:rPr>
+          <w:rFonts w:ascii="Times New Roman" w:hAnsi="Times New Roman"/>
+          <w:sz w:val="24"/>
+        </w:rPr>
+        <w:t xml:space="preserve"> Благослови́.</w:t>
       </w:r>
     </w:p>
     <w:p>
@@ -56429,22 +52387,14 @@
           <w:color w:val="FF0000"/>
           <w:sz w:val="24"/>
         </w:rPr>
-        <w:t>Вірні:</w:t>
-      </w:r>
-      <w:r>
-        <w:rPr>
-          <w:rFonts w:ascii="Times New Roman" w:hAnsi="Times New Roman"/>
-          <w:color w:val="FF0000"/>
-          <w:sz w:val="24"/>
-        </w:rPr>
-        <w:t xml:space="preserve"> </w:t>
-      </w:r>
-      <w:r>
-        <w:rPr>
-          <w:rFonts w:ascii="Times New Roman" w:hAnsi="Times New Roman"/>
-          <w:sz w:val="24"/>
-        </w:rPr>
-        <w:t xml:space="preserve">Сла́ва Отцю́, і Си́ну, і Свято́му Ду́хові, і ни́ні, і повсякча́с, і на ві́ки вікі́в. Амі́нь. Го́споди, поми́луй. </w:t>
+        <w:t>Священник:</w:t>
+      </w:r>
+      <w:r>
+        <w:rPr>
+          <w:rFonts w:ascii="Times New Roman" w:hAnsi="Times New Roman"/>
+          <w:sz w:val="24"/>
+        </w:rPr>
+        <w:t xml:space="preserve"> Христос, істинний Бог наш - молитвами пречистої Своєї Матері, силою чесного і животворчого хреста, заступництвом святих славних і всехвальних апостолів, і святого, </w:t>
       </w:r>
       <w:r>
         <w:rPr>
@@ -56453,88 +52403,14 @@
           <w:color w:val="FF0000"/>
           <w:sz w:val="24"/>
         </w:rPr>
-        <w:t>(3 р.)</w:t>
-      </w:r>
-      <w:r>
-        <w:rPr>
-          <w:rFonts w:ascii="Times New Roman" w:hAnsi="Times New Roman"/>
-          <w:sz w:val="24"/>
-        </w:rPr>
-        <w:t xml:space="preserve"> Благослови́.</w:t>
-      </w:r>
-    </w:p>
-    <w:p>
-      <w:pPr>
-        <w:spacing w:after="120"/>
-        <w:jc w:val="both"/>
-        <w:rPr>
-          <w:rFonts w:ascii="Times New Roman" w:eastAsia="Times New Roman" w:hAnsi="Times New Roman" w:cs="Times New Roman"/>
-          <w:sz w:val="24"/>
-          <w:szCs w:val="24"/>
-        </w:rPr>
-      </w:pPr>
-      <w:r>
-        <w:rPr>
-          <w:rFonts w:ascii="Times New Roman" w:eastAsia="Times New Roman" w:hAnsi="Times New Roman" w:cs="Times New Roman"/>
-          <w:i/>
-          <w:color w:val="FF0000"/>
-          <w:sz w:val="24"/>
-          <w:szCs w:val="24"/>
-        </w:rPr>
-        <w:lastRenderedPageBreak/>
-        <w:t>Священик:</w:t>
-      </w:r>
-      <w:r>
-        <w:rPr>
-          <w:rFonts w:ascii="Times New Roman" w:eastAsia="Times New Roman" w:hAnsi="Times New Roman" w:cs="Times New Roman"/>
-          <w:color w:val="FF0000"/>
-          <w:sz w:val="24"/>
-          <w:szCs w:val="24"/>
-        </w:rPr>
-        <w:t xml:space="preserve"> </w:t>
-      </w:r>
-      <w:r>
-        <w:rPr>
-          <w:rFonts w:ascii="Times New Roman" w:eastAsia="Times New Roman" w:hAnsi="Times New Roman" w:cs="Times New Roman"/>
-          <w:sz w:val="24"/>
-          <w:szCs w:val="24"/>
-        </w:rPr>
-        <w:t>Христос, істинний Бог наш, молитвами пречистої своєї Матері, славних і всехвальних апостолів, і святого (</w:t>
-      </w:r>
-      <w:r>
-        <w:rPr>
-          <w:rFonts w:ascii="Times New Roman" w:eastAsia="Times New Roman" w:hAnsi="Times New Roman" w:cs="Times New Roman"/>
-          <w:i/>
-          <w:color w:val="FF0000"/>
-          <w:sz w:val="24"/>
-          <w:szCs w:val="24"/>
-        </w:rPr>
-        <w:t>ім'я, якого є храм</w:t>
-      </w:r>
-      <w:r>
-        <w:rPr>
-          <w:rFonts w:ascii="Times New Roman" w:eastAsia="Times New Roman" w:hAnsi="Times New Roman" w:cs="Times New Roman"/>
-          <w:sz w:val="24"/>
-          <w:szCs w:val="24"/>
-        </w:rPr>
-        <w:t>), і чесного пророка</w:t>
-      </w:r>
-      <w:r>
-        <w:rPr>
-          <w:rFonts w:ascii="Times New Roman" w:eastAsia="Times New Roman" w:hAnsi="Times New Roman" w:cs="Times New Roman"/>
-          <w:color w:val="000000"/>
-          <w:sz w:val="24"/>
-          <w:szCs w:val="24"/>
-        </w:rPr>
-        <w:t xml:space="preserve"> Малахії, і святого мученика Гордія</w:t>
-      </w:r>
-      <w:r>
-        <w:rPr>
-          <w:rFonts w:ascii="Times New Roman" w:eastAsia="Times New Roman" w:hAnsi="Times New Roman" w:cs="Times New Roman"/>
-          <w:sz w:val="24"/>
-          <w:szCs w:val="24"/>
-        </w:rPr>
-        <w:t>, і всіх святих, помилує і спасе нас, як благий і людинолюбний.</w:t>
+        <w:t>якого є храм</w:t>
+      </w:r>
+      <w:r>
+        <w:rPr>
+          <w:rFonts w:ascii="Times New Roman" w:hAnsi="Times New Roman"/>
+          <w:sz w:val="24"/>
+        </w:rPr>
+        <w:t>, і святого пророка Малахії, святого мученика Гордія, і всіх святих - помилує і спасе нас як благий і людинолюбний.</w:t>
       </w:r>
     </w:p>
     <w:p>
